--- a/design/story/scavenger-origin.docx
+++ b/design/story/scavenger-origin.docx
@@ -216,32 +216,18 @@
     </w:p>
     <w:p>
       <w:pPr>
-        <w:rPr>
-          <w:rFonts w:eastAsiaTheme="majorEastAsia" w:cstheme="majorBidi"/>
-          <w:color w:val="0F4761" w:themeColor="accent1" w:themeShade="BF"/>
-          <w:sz w:val="32"/>
-          <w:szCs w:val="32"/>
-        </w:rPr>
-      </w:pPr>
-      <w:r>
-        <w:br w:type="page"/>
+        <w:pStyle w:val="Heading2"/>
+      </w:pPr>
+      <w:r>
+        <w:t>Plot</w:t>
       </w:r>
     </w:p>
     <w:p>
       <w:pPr>
-        <w:pStyle w:val="Heading2"/>
-      </w:pPr>
-      <w:r>
-        <w:lastRenderedPageBreak/>
-        <w:t>Plot</w:t>
-      </w:r>
-    </w:p>
-    <w:p>
-      <w:pPr>
         <w:pStyle w:val="Heading3"/>
       </w:pPr>
       <w:r>
-        <w:t>Opening</w:t>
+        <w:t>Intro</w:t>
       </w:r>
     </w:p>
     <w:p>
@@ -255,7 +241,25 @@
         <w:t xml:space="preserve">: </w:t>
       </w:r>
       <w:r>
-        <w:t xml:space="preserve">You arrive in </w:t>
+        <w:t>isolde_intro</w:t>
+      </w:r>
+    </w:p>
+    <w:p>
+      <w:pPr>
+        <w:pStyle w:val="ListParagraph"/>
+        <w:numPr>
+          <w:ilvl w:val="0"/>
+          <w:numId w:val="46"/>
+        </w:numPr>
+      </w:pPr>
+      <w:r>
+        <w:t>You arrive in</w:t>
+      </w:r>
+      <w:r>
+        <w:t xml:space="preserve"> the blighted township of</w:t>
+      </w:r>
+      <w:r>
+        <w:t xml:space="preserve"> </w:t>
       </w:r>
       <w:r>
         <w:rPr>
@@ -265,75 +269,341 @@
         <w:t>Grima</w:t>
       </w:r>
       <w:r>
-        <w:t xml:space="preserve"> with Isolde. </w:t>
-      </w:r>
-      <w:r>
-        <w:t>D</w:t>
-      </w:r>
-      <w:r>
-        <w:t xml:space="preserve">iscuss </w:t>
-      </w:r>
-      <w:r>
-        <w:t xml:space="preserve">with her </w:t>
-      </w:r>
-      <w:r>
-        <w:t xml:space="preserve">that she hired him, she shows that she’s got a guarded personality, and </w:t>
-      </w:r>
-      <w:r>
-        <w:t xml:space="preserve">as exposition </w:t>
-      </w:r>
-      <w:r>
-        <w:t>she</w:t>
-      </w:r>
-      <w:r>
-        <w:t xml:space="preserve"> mentions </w:t>
-      </w:r>
-      <w:r>
-        <w:t xml:space="preserve">(reminds the Player) </w:t>
-      </w:r>
-      <w:r>
-        <w:t>that she</w:t>
+        <w:t xml:space="preserve"> with Isolde.</w:t>
+      </w:r>
+    </w:p>
+    <w:p>
+      <w:pPr>
+        <w:pStyle w:val="ListParagraph"/>
+        <w:numPr>
+          <w:ilvl w:val="0"/>
+          <w:numId w:val="46"/>
+        </w:numPr>
+      </w:pPr>
+      <w:r>
+        <w:t xml:space="preserve">Isolde </w:t>
+      </w:r>
+      <w:r>
+        <w:t xml:space="preserve">(Guarded, </w:t>
+      </w:r>
+      <w:r>
+        <w:t>noble</w:t>
+      </w:r>
+      <w:r>
+        <w:t xml:space="preserve">, </w:t>
+      </w:r>
+      <w:r>
+        <w:t>methodical</w:t>
+      </w:r>
+      <w:r>
+        <w:t>)</w:t>
+      </w:r>
+    </w:p>
+    <w:p>
+      <w:pPr>
+        <w:pStyle w:val="ListParagraph"/>
+        <w:numPr>
+          <w:ilvl w:val="1"/>
+          <w:numId w:val="46"/>
+        </w:numPr>
+      </w:pPr>
+      <w:r>
+        <w:rPr>
+          <w:i/>
+          <w:iCs/>
+        </w:rPr>
+        <w:t xml:space="preserve">Isolde </w:t>
+      </w:r>
+      <w:r>
+        <w:rPr>
+          <w:i/>
+          <w:iCs/>
+        </w:rPr>
+        <w:t>wants</w:t>
+      </w:r>
+      <w:r>
+        <w:t xml:space="preserve"> to find out the truth about her father so she can stop dreading it.</w:t>
+      </w:r>
+    </w:p>
+    <w:p>
+      <w:pPr>
+        <w:pStyle w:val="ListParagraph"/>
+        <w:numPr>
+          <w:ilvl w:val="1"/>
+          <w:numId w:val="46"/>
+        </w:numPr>
+      </w:pPr>
+      <w:r>
+        <w:rPr>
+          <w:i/>
+          <w:iCs/>
+        </w:rPr>
+        <w:t>Isolde doesn't want</w:t>
+      </w:r>
+      <w:r>
+        <w:t xml:space="preserve"> to show fear in front of someone she's paying</w:t>
+      </w:r>
+      <w:r>
+        <w:t>.</w:t>
+      </w:r>
+    </w:p>
+    <w:p>
+      <w:pPr>
+        <w:pStyle w:val="ListParagraph"/>
+        <w:numPr>
+          <w:ilvl w:val="0"/>
+          <w:numId w:val="46"/>
+        </w:numPr>
+      </w:pPr>
+      <w:r>
+        <w:t xml:space="preserve">Establish in conversation </w:t>
+      </w:r>
+      <w:r>
+        <w:t xml:space="preserve">with Isolde </w:t>
+      </w:r>
+      <w:r>
+        <w:t>that</w:t>
+      </w:r>
+      <w:r>
+        <w:t>:</w:t>
+      </w:r>
+    </w:p>
+    <w:p>
+      <w:pPr>
+        <w:pStyle w:val="ListParagraph"/>
+        <w:numPr>
+          <w:ilvl w:val="1"/>
+          <w:numId w:val="46"/>
+        </w:numPr>
+      </w:pPr>
+      <w:r>
+        <w:t>Grima is</w:t>
+      </w:r>
+      <w:r>
+        <w:t xml:space="preserve"> located</w:t>
+      </w:r>
+      <w:r>
+        <w:t xml:space="preserve"> in the Sundered Lands.</w:t>
+      </w:r>
+    </w:p>
+    <w:p>
+      <w:pPr>
+        <w:pStyle w:val="ListParagraph"/>
+        <w:numPr>
+          <w:ilvl w:val="1"/>
+          <w:numId w:val="46"/>
+        </w:numPr>
+      </w:pPr>
+      <w:r>
+        <w:t>Isolde hired the Player</w:t>
+      </w:r>
+      <w:r>
+        <w:t xml:space="preserve"> in Freehaven to assist her in Grima.</w:t>
+      </w:r>
+    </w:p>
+    <w:p>
+      <w:pPr>
+        <w:pStyle w:val="ListParagraph"/>
+        <w:numPr>
+          <w:ilvl w:val="1"/>
+          <w:numId w:val="46"/>
+        </w:numPr>
+      </w:pPr>
+      <w:r>
+        <w:t>Isolde didn't tell the Player why when she hired him.</w:t>
       </w:r>
       <w:r>
         <w:t xml:space="preserve"> </w:t>
       </w:r>
+    </w:p>
+    <w:p>
+      <w:pPr>
+        <w:pStyle w:val="ListParagraph"/>
+        <w:numPr>
+          <w:ilvl w:val="1"/>
+          <w:numId w:val="46"/>
+        </w:numPr>
+      </w:pPr>
+      <w:r>
+        <w:t>S</w:t>
+      </w:r>
+      <w:r>
+        <w:t>he</w:t>
+      </w:r>
+      <w:r>
+        <w:t xml:space="preserve"> </w:t>
+      </w:r>
       <w:r>
         <w:t>put together this expedition to find her father</w:t>
       </w:r>
-      <w:r>
-        <w:t xml:space="preserve">, who was seeking </w:t>
-      </w:r>
-      <w:r>
-        <w:rPr>
-          <w:color w:val="EE0000"/>
-        </w:rPr>
-        <w:t>an ancient artifact</w:t>
+    </w:p>
+    <w:p>
+      <w:pPr>
+        <w:pStyle w:val="ListParagraph"/>
+        <w:numPr>
+          <w:ilvl w:val="1"/>
+          <w:numId w:val="46"/>
+        </w:numPr>
+      </w:pPr>
+      <w:r>
+        <w:t xml:space="preserve">Her father </w:t>
+      </w:r>
+      <w:r>
+        <w:t xml:space="preserve">was seeking </w:t>
+      </w:r>
+      <w:r>
+        <w:t>a</w:t>
+      </w:r>
+      <w:r>
+        <w:t xml:space="preserve">n </w:t>
+      </w:r>
+      <w:r>
+        <w:t>artifact</w:t>
+      </w:r>
+      <w:r>
+        <w:t xml:space="preserve"> from before the Cataclysm.</w:t>
+      </w:r>
+    </w:p>
+    <w:p>
+      <w:pPr>
+        <w:pStyle w:val="ListParagraph"/>
+        <w:numPr>
+          <w:ilvl w:val="1"/>
+          <w:numId w:val="46"/>
+        </w:numPr>
+      </w:pPr>
+      <w:r>
+        <w:t xml:space="preserve">Isolde </w:t>
+      </w:r>
+      <w:r>
+        <w:t xml:space="preserve">has tracked </w:t>
+      </w:r>
+      <w:r>
+        <w:t xml:space="preserve">her father </w:t>
+      </w:r>
+      <w:r>
+        <w:t xml:space="preserve">to </w:t>
+      </w:r>
+      <w:r>
+        <w:t>Grima</w:t>
+      </w:r>
+      <w:r>
+        <w:t xml:space="preserve"> and is looking for</w:t>
+      </w:r>
+      <w:r>
+        <w:t xml:space="preserve"> signs of him here</w:t>
       </w:r>
       <w:r>
         <w:t>.</w:t>
       </w:r>
-      <w:r>
-        <w:t xml:space="preserve"> She has tracked him to </w:t>
-      </w:r>
-      <w:r>
-        <w:t>Grima and</w:t>
-      </w:r>
-      <w:r>
-        <w:t xml:space="preserve"> hired you </w:t>
-      </w:r>
-      <w:r>
-        <w:t xml:space="preserve">in </w:t>
-      </w:r>
-      <w:proofErr w:type="spellStart"/>
-      <w:r>
-        <w:t>Freehaven</w:t>
-      </w:r>
-      <w:proofErr w:type="spellEnd"/>
-      <w:r>
-        <w:t xml:space="preserve"> </w:t>
-      </w:r>
-      <w:r>
-        <w:t>to help her.</w:t>
+    </w:p>
+    <w:p>
+      <w:pPr>
+        <w:pStyle w:val="ListParagraph"/>
+        <w:numPr>
+          <w:ilvl w:val="0"/>
+          <w:numId w:val="46"/>
+        </w:numPr>
+      </w:pPr>
+      <w:r>
+        <w:t>Additionally, the Player can learn:</w:t>
+      </w:r>
+    </w:p>
+    <w:p>
+      <w:pPr>
+        <w:pStyle w:val="ListParagraph"/>
+        <w:numPr>
+          <w:ilvl w:val="1"/>
+          <w:numId w:val="46"/>
+        </w:numPr>
+      </w:pPr>
+      <w:r>
+        <w:t>Details of Isolde's father's adventures (Murmansk, Giants).</w:t>
+      </w:r>
+    </w:p>
+    <w:p>
+      <w:pPr>
+        <w:pStyle w:val="ListParagraph"/>
+        <w:numPr>
+          <w:ilvl w:val="1"/>
+          <w:numId w:val="46"/>
+        </w:numPr>
+      </w:pPr>
+      <w:r>
+        <w:t>Details of the artifact Isolde's father sought here.</w:t>
+      </w:r>
+    </w:p>
+    <w:p>
+      <w:pPr>
+        <w:pStyle w:val="ListParagraph"/>
+        <w:numPr>
+          <w:ilvl w:val="1"/>
+          <w:numId w:val="46"/>
+        </w:numPr>
+      </w:pPr>
+      <w:r>
+        <w:lastRenderedPageBreak/>
+        <w:t>How Isolde feels about her father (defensive, loyal, resentful).</w:t>
+      </w:r>
+    </w:p>
+    <w:p>
+      <w:pPr>
+        <w:pStyle w:val="ListParagraph"/>
+        <w:numPr>
+          <w:ilvl w:val="2"/>
+          <w:numId w:val="46"/>
+        </w:numPr>
+      </w:pPr>
+      <w:r>
+        <w:t>She's worried he might be dead, but puts on a brave face.</w:t>
+      </w:r>
+    </w:p>
+    <w:p>
+      <w:pPr>
+        <w:pStyle w:val="ListParagraph"/>
+        <w:numPr>
+          <w:ilvl w:val="1"/>
+          <w:numId w:val="46"/>
+        </w:numPr>
+      </w:pPr>
+      <w:r>
+        <w:t>Isolde's experience; She's mainly bookish, not a fighter. She is a Whisper (can use spells) but has only really spent time in Svea and Polaris</w:t>
+      </w:r>
+      <w:r>
+        <w:t xml:space="preserve"> (her family is from Svea) and has never set foot in the Sundered Lands.</w:t>
+      </w:r>
+    </w:p>
+    <w:p>
+      <w:pPr>
+        <w:pStyle w:val="ListParagraph"/>
+        <w:numPr>
+          <w:ilvl w:val="0"/>
+          <w:numId w:val="46"/>
+        </w:numPr>
+      </w:pPr>
+      <w:r>
+        <w:t xml:space="preserve">Conversation ends with Isolde giving the Player an objective: To </w:t>
+      </w:r>
+      <w:r>
+        <w:t xml:space="preserve">scope Grima </w:t>
+      </w:r>
+      <w:r>
+        <w:t xml:space="preserve">for clues </w:t>
+      </w:r>
+      <w:r>
+        <w:t>while she pores over her father's notes</w:t>
+      </w:r>
+      <w:r>
+        <w:t>.</w:t>
+      </w:r>
+      <w:r>
+        <w:t xml:space="preserve"> The Player leaves and shortly after entering town, is beset by </w:t>
+      </w:r>
+      <w:r>
+        <w:t>Ghouls</w:t>
+      </w:r>
+      <w:r>
+        <w:t>.</w:t>
       </w:r>
     </w:p>
     <w:p>
@@ -344,13 +614,78 @@
         <w:t>Battle</w:t>
       </w:r>
       <w:r>
-        <w:t xml:space="preserve">: Fight some </w:t>
+        <w:t xml:space="preserve">: </w:t>
+      </w:r>
+      <w:r>
+        <w:t>grima_ghouls_1</w:t>
+      </w:r>
+    </w:p>
+    <w:p>
+      <w:pPr>
+        <w:pStyle w:val="ListParagraph"/>
+        <w:numPr>
+          <w:ilvl w:val="0"/>
+          <w:numId w:val="47"/>
+        </w:numPr>
+      </w:pPr>
+      <w:r>
+        <w:t>Player f</w:t>
+      </w:r>
+      <w:r>
+        <w:t>ight</w:t>
+      </w:r>
+      <w:r>
+        <w:t>s</w:t>
+      </w:r>
+      <w:r>
+        <w:t xml:space="preserve"> some </w:t>
       </w:r>
       <w:r>
         <w:t>Ghouls</w:t>
       </w:r>
       <w:r>
         <w:t>.</w:t>
+      </w:r>
+    </w:p>
+    <w:p>
+      <w:pPr>
+        <w:pStyle w:val="ListParagraph"/>
+        <w:numPr>
+          <w:ilvl w:val="0"/>
+          <w:numId w:val="47"/>
+        </w:numPr>
+      </w:pPr>
+      <w:r>
+        <w:t>Establish during the battle that Ghouls have different attacks, and seem to be people horribly mutated by the blight, and hostile.</w:t>
+      </w:r>
+    </w:p>
+    <w:p>
+      <w:pPr>
+        <w:pStyle w:val="ListParagraph"/>
+        <w:numPr>
+          <w:ilvl w:val="0"/>
+          <w:numId w:val="47"/>
+        </w:numPr>
+      </w:pPr>
+      <w:r>
+        <w:t>Player receives a tutorial about game mechanics, how to use abilities, how to complete their turn</w:t>
+      </w:r>
+      <w:r>
+        <w:t>, how to use a poultice</w:t>
+      </w:r>
+      <w:r>
+        <w:t xml:space="preserve"> to restore health</w:t>
+      </w:r>
+      <w:r>
+        <w:t>.</w:t>
+      </w:r>
+    </w:p>
+    <w:p>
+      <w:pPr>
+        <w:pStyle w:val="Heading3"/>
+      </w:pPr>
+      <w:r>
+        <w:t>Grima</w:t>
       </w:r>
     </w:p>
     <w:p>
@@ -358,62 +693,19 @@
         <w:rPr>
           <w:u w:val="single"/>
         </w:rPr>
-        <w:t>Scene</w:t>
-      </w:r>
-      <w:r>
-        <w:t xml:space="preserve">: </w:t>
-      </w:r>
-      <w:r>
-        <w:t>You</w:t>
-      </w:r>
-      <w:r>
-        <w:t xml:space="preserve"> and Isolde make camp </w:t>
-      </w:r>
-      <w:r>
-        <w:t xml:space="preserve">in </w:t>
-      </w:r>
-      <w:r>
-        <w:t>an abandoned</w:t>
-      </w:r>
-      <w:r>
-        <w:t xml:space="preserve"> house at the edge of the village.</w:t>
-      </w:r>
-      <w:r>
-        <w:t xml:space="preserve"> She commands you to </w:t>
-      </w:r>
-      <w:r>
-        <w:t xml:space="preserve">go scavenge for </w:t>
-      </w:r>
-      <w:r>
-        <w:rPr>
-          <w:color w:val="EE0000"/>
-        </w:rPr>
-        <w:t>some resources</w:t>
-      </w:r>
-      <w:r>
-        <w:t>.</w:t>
+        <w:t>Zone</w:t>
+      </w:r>
+      <w:r>
+        <w:t>:</w:t>
       </w:r>
       <w:r>
         <w:t xml:space="preserve"> </w:t>
       </w:r>
       <w:r>
-        <w:rPr>
-          <w:highlight w:val="yellow"/>
-        </w:rPr>
-        <w:t>Why?</w:t>
-      </w:r>
-    </w:p>
-    <w:p>
-      <w:pPr>
-        <w:pStyle w:val="Heading3"/>
-      </w:pPr>
-      <w:r>
-        <w:t>Grima</w:t>
-      </w:r>
-    </w:p>
-    <w:p>
-      <w:r>
-        <w:t xml:space="preserve">Zone map of </w:t>
+        <w:t>M</w:t>
+      </w:r>
+      <w:r>
+        <w:t xml:space="preserve">ap of </w:t>
       </w:r>
       <w:r>
         <w:rPr>
@@ -423,10 +715,71 @@
         <w:t>Grima</w:t>
       </w:r>
       <w:r>
-        <w:t>; a Camp pin, and Longhouse and Shoreline pins.</w:t>
+        <w:t>, a blighted settlement of several houses, shops, a long-house, and a watchtower up on a ridge. The ridge slopes off toward a</w:t>
+      </w:r>
+      <w:r>
+        <w:t xml:space="preserve"> sandy shoreline.</w:t>
       </w:r>
     </w:p>
     <w:p>
+      <w:pPr>
+        <w:pStyle w:val="ListParagraph"/>
+        <w:numPr>
+          <w:ilvl w:val="0"/>
+          <w:numId w:val="48"/>
+        </w:numPr>
+      </w:pPr>
+      <w:r>
+        <w:t>Camp</w:t>
+      </w:r>
+      <w:r>
+        <w:t xml:space="preserve"> </w:t>
+      </w:r>
+      <w:r>
+        <w:t>–</w:t>
+      </w:r>
+      <w:r>
+        <w:t xml:space="preserve"> </w:t>
+      </w:r>
+      <w:r>
+        <w:t>Longhous</w:t>
+      </w:r>
+      <w:r>
+        <w:t>e</w:t>
+      </w:r>
+      <w:r>
+        <w:t xml:space="preserve"> </w:t>
+      </w:r>
+      <w:r>
+        <w:t>–</w:t>
+      </w:r>
+      <w:r>
+        <w:t xml:space="preserve"> </w:t>
+      </w:r>
+      <w:r>
+        <w:t>Shoreline</w:t>
+      </w:r>
+      <w:r>
+        <w:t xml:space="preserve"> –</w:t>
+      </w:r>
+      <w:r>
+        <w:t xml:space="preserve"> </w:t>
+      </w:r>
+      <w:r>
+        <w:t>Watchtower</w:t>
+      </w:r>
+      <w:r>
+        <w:t xml:space="preserve"> </w:t>
+      </w:r>
+    </w:p>
+    <w:p>
+      <w:pPr>
+        <w:pStyle w:val="ListParagraph"/>
+        <w:numPr>
+          <w:ilvl w:val="0"/>
+          <w:numId w:val="48"/>
+        </w:numPr>
+      </w:pPr>
       <w:r>
         <w:t>You</w:t>
       </w:r>
@@ -473,13 +826,8 @@
       <w:r>
         <w:t xml:space="preserve">his </w:t>
       </w:r>
-      <w:proofErr w:type="spellStart"/>
-      <w:r>
-        <w:t>Skyship</w:t>
-      </w:r>
-      <w:proofErr w:type="spellEnd"/>
-      <w:r>
-        <w:t xml:space="preserve"> </w:t>
+      <w:r>
+        <w:t xml:space="preserve">Skyship </w:t>
       </w:r>
       <w:r>
         <w:t>landed.</w:t>
@@ -540,7 +888,13 @@
         <w:t xml:space="preserve"> </w:t>
       </w:r>
       <w:r>
-        <w:t>The thick beams still stand but parts of the roof caved in ages ago.</w:t>
+        <w:t xml:space="preserve">The thick beams still stand but </w:t>
+      </w:r>
+      <w:r>
+        <w:t>sections</w:t>
+      </w:r>
+      <w:r>
+        <w:t xml:space="preserve"> of the roof caved in ages ago.</w:t>
       </w:r>
     </w:p>
     <w:p>
@@ -588,10 +942,25 @@
         <w:t>Battle</w:t>
       </w:r>
       <w:r>
-        <w:t>: Fight a Ghoul</w:t>
-      </w:r>
-      <w:r>
-        <w:t xml:space="preserve"> who was hiding in the wreckage</w:t>
+        <w:t xml:space="preserve">: Fight </w:t>
+      </w:r>
+      <w:r>
+        <w:t>two</w:t>
+      </w:r>
+      <w:r>
+        <w:t xml:space="preserve"> Ghoul</w:t>
+      </w:r>
+      <w:r>
+        <w:t>s</w:t>
+      </w:r>
+      <w:r>
+        <w:t xml:space="preserve"> who </w:t>
+      </w:r>
+      <w:r>
+        <w:t>were</w:t>
+      </w:r>
+      <w:r>
+        <w:t xml:space="preserve"> hiding in the wreckage</w:t>
       </w:r>
       <w:r>
         <w:t>.</w:t>
@@ -672,6 +1041,7 @@
         <w:rPr>
           <w:u w:val="single"/>
         </w:rPr>
+        <w:lastRenderedPageBreak/>
         <w:t>The Shoreline</w:t>
       </w:r>
     </w:p>
@@ -731,7 +1101,6 @@
         <w:rPr>
           <w:u w:val="single"/>
         </w:rPr>
-        <w:lastRenderedPageBreak/>
         <w:t>Battle</w:t>
       </w:r>
       <w:r>
@@ -1029,7 +1398,21 @@
           <w:i/>
           <w:iCs/>
         </w:rPr>
-        <w:t xml:space="preserve">This Pin appears when </w:t>
+        <w:t xml:space="preserve">This Pin </w:t>
+      </w:r>
+      <w:r>
+        <w:rPr>
+          <w:i/>
+          <w:iCs/>
+        </w:rPr>
+        <w:t>becomes active</w:t>
+      </w:r>
+      <w:r>
+        <w:rPr>
+          <w:i/>
+          <w:iCs/>
+        </w:rPr>
+        <w:t xml:space="preserve"> when </w:t>
       </w:r>
       <w:r>
         <w:rPr>
@@ -1061,7 +1444,6 @@
         <w:t xml:space="preserve"> out.</w:t>
       </w:r>
     </w:p>
-    <w:p/>
     <w:sectPr>
       <w:headerReference w:type="default" r:id="rId8"/>
       <w:type w:val="continuous"/>
@@ -1694,6 +2076,119 @@
     </w:lvl>
   </w:abstractNum>
   <w:abstractNum w:abstractNumId="5" w15:restartNumberingAfterBreak="0">
+    <w:nsid w:val="09C62967"/>
+    <w:multiLevelType w:val="hybridMultilevel"/>
+    <w:tmpl w:val="36106ACE"/>
+    <w:lvl w:ilvl="0" w:tplc="04090001">
+      <w:start w:val="1"/>
+      <w:numFmt w:val="bullet"/>
+      <w:lvlText w:val=""/>
+      <w:lvlJc w:val="left"/>
+      <w:pPr>
+        <w:ind w:left="720" w:hanging="360"/>
+      </w:pPr>
+      <w:rPr>
+        <w:rFonts w:ascii="Symbol" w:hAnsi="Symbol" w:hint="default"/>
+      </w:rPr>
+    </w:lvl>
+    <w:lvl w:ilvl="1" w:tplc="04090003" w:tentative="1">
+      <w:start w:val="1"/>
+      <w:numFmt w:val="bullet"/>
+      <w:lvlText w:val="o"/>
+      <w:lvlJc w:val="left"/>
+      <w:pPr>
+        <w:ind w:left="1440" w:hanging="360"/>
+      </w:pPr>
+      <w:rPr>
+        <w:rFonts w:ascii="Courier New" w:hAnsi="Courier New" w:cs="Courier New" w:hint="default"/>
+      </w:rPr>
+    </w:lvl>
+    <w:lvl w:ilvl="2" w:tplc="04090005" w:tentative="1">
+      <w:start w:val="1"/>
+      <w:numFmt w:val="bullet"/>
+      <w:lvlText w:val=""/>
+      <w:lvlJc w:val="left"/>
+      <w:pPr>
+        <w:ind w:left="2160" w:hanging="360"/>
+      </w:pPr>
+      <w:rPr>
+        <w:rFonts w:ascii="Wingdings" w:hAnsi="Wingdings" w:hint="default"/>
+      </w:rPr>
+    </w:lvl>
+    <w:lvl w:ilvl="3" w:tplc="04090001" w:tentative="1">
+      <w:start w:val="1"/>
+      <w:numFmt w:val="bullet"/>
+      <w:lvlText w:val=""/>
+      <w:lvlJc w:val="left"/>
+      <w:pPr>
+        <w:ind w:left="2880" w:hanging="360"/>
+      </w:pPr>
+      <w:rPr>
+        <w:rFonts w:ascii="Symbol" w:hAnsi="Symbol" w:hint="default"/>
+      </w:rPr>
+    </w:lvl>
+    <w:lvl w:ilvl="4" w:tplc="04090003" w:tentative="1">
+      <w:start w:val="1"/>
+      <w:numFmt w:val="bullet"/>
+      <w:lvlText w:val="o"/>
+      <w:lvlJc w:val="left"/>
+      <w:pPr>
+        <w:ind w:left="3600" w:hanging="360"/>
+      </w:pPr>
+      <w:rPr>
+        <w:rFonts w:ascii="Courier New" w:hAnsi="Courier New" w:cs="Courier New" w:hint="default"/>
+      </w:rPr>
+    </w:lvl>
+    <w:lvl w:ilvl="5" w:tplc="04090005" w:tentative="1">
+      <w:start w:val="1"/>
+      <w:numFmt w:val="bullet"/>
+      <w:lvlText w:val=""/>
+      <w:lvlJc w:val="left"/>
+      <w:pPr>
+        <w:ind w:left="4320" w:hanging="360"/>
+      </w:pPr>
+      <w:rPr>
+        <w:rFonts w:ascii="Wingdings" w:hAnsi="Wingdings" w:hint="default"/>
+      </w:rPr>
+    </w:lvl>
+    <w:lvl w:ilvl="6" w:tplc="04090001" w:tentative="1">
+      <w:start w:val="1"/>
+      <w:numFmt w:val="bullet"/>
+      <w:lvlText w:val=""/>
+      <w:lvlJc w:val="left"/>
+      <w:pPr>
+        <w:ind w:left="5040" w:hanging="360"/>
+      </w:pPr>
+      <w:rPr>
+        <w:rFonts w:ascii="Symbol" w:hAnsi="Symbol" w:hint="default"/>
+      </w:rPr>
+    </w:lvl>
+    <w:lvl w:ilvl="7" w:tplc="04090003" w:tentative="1">
+      <w:start w:val="1"/>
+      <w:numFmt w:val="bullet"/>
+      <w:lvlText w:val="o"/>
+      <w:lvlJc w:val="left"/>
+      <w:pPr>
+        <w:ind w:left="5760" w:hanging="360"/>
+      </w:pPr>
+      <w:rPr>
+        <w:rFonts w:ascii="Courier New" w:hAnsi="Courier New" w:cs="Courier New" w:hint="default"/>
+      </w:rPr>
+    </w:lvl>
+    <w:lvl w:ilvl="8" w:tplc="04090005" w:tentative="1">
+      <w:start w:val="1"/>
+      <w:numFmt w:val="bullet"/>
+      <w:lvlText w:val=""/>
+      <w:lvlJc w:val="left"/>
+      <w:pPr>
+        <w:ind w:left="6480" w:hanging="360"/>
+      </w:pPr>
+      <w:rPr>
+        <w:rFonts w:ascii="Wingdings" w:hAnsi="Wingdings" w:hint="default"/>
+      </w:rPr>
+    </w:lvl>
+  </w:abstractNum>
+  <w:abstractNum w:abstractNumId="6" w15:restartNumberingAfterBreak="0">
     <w:nsid w:val="0AD23D17"/>
     <w:multiLevelType w:val="hybridMultilevel"/>
     <w:tmpl w:val="D2409A3E"/>
@@ -1806,7 +2301,7 @@
       </w:rPr>
     </w:lvl>
   </w:abstractNum>
-  <w:abstractNum w:abstractNumId="6" w15:restartNumberingAfterBreak="0">
+  <w:abstractNum w:abstractNumId="7" w15:restartNumberingAfterBreak="0">
     <w:nsid w:val="0F1374E5"/>
     <w:multiLevelType w:val="hybridMultilevel"/>
     <w:tmpl w:val="68D64252"/>
@@ -1919,7 +2414,7 @@
       </w:rPr>
     </w:lvl>
   </w:abstractNum>
-  <w:abstractNum w:abstractNumId="7" w15:restartNumberingAfterBreak="0">
+  <w:abstractNum w:abstractNumId="8" w15:restartNumberingAfterBreak="0">
     <w:nsid w:val="13357EC0"/>
     <w:multiLevelType w:val="hybridMultilevel"/>
     <w:tmpl w:val="8EE449CE"/>
@@ -2008,7 +2503,7 @@
       </w:pPr>
     </w:lvl>
   </w:abstractNum>
-  <w:abstractNum w:abstractNumId="8" w15:restartNumberingAfterBreak="0">
+  <w:abstractNum w:abstractNumId="9" w15:restartNumberingAfterBreak="0">
     <w:nsid w:val="134578DB"/>
     <w:multiLevelType w:val="hybridMultilevel"/>
     <w:tmpl w:val="8C4A720C"/>
@@ -2121,7 +2616,7 @@
       </w:rPr>
     </w:lvl>
   </w:abstractNum>
-  <w:abstractNum w:abstractNumId="9" w15:restartNumberingAfterBreak="0">
+  <w:abstractNum w:abstractNumId="10" w15:restartNumberingAfterBreak="0">
     <w:nsid w:val="187623E2"/>
     <w:multiLevelType w:val="hybridMultilevel"/>
     <w:tmpl w:val="888E2CE2"/>
@@ -2234,7 +2729,7 @@
       </w:rPr>
     </w:lvl>
   </w:abstractNum>
-  <w:abstractNum w:abstractNumId="10" w15:restartNumberingAfterBreak="0">
+  <w:abstractNum w:abstractNumId="11" w15:restartNumberingAfterBreak="0">
     <w:nsid w:val="18BD2D21"/>
     <w:multiLevelType w:val="hybridMultilevel"/>
     <w:tmpl w:val="8B48E42A"/>
@@ -2347,7 +2842,7 @@
       </w:rPr>
     </w:lvl>
   </w:abstractNum>
-  <w:abstractNum w:abstractNumId="11" w15:restartNumberingAfterBreak="0">
+  <w:abstractNum w:abstractNumId="12" w15:restartNumberingAfterBreak="0">
     <w:nsid w:val="1A457087"/>
     <w:multiLevelType w:val="hybridMultilevel"/>
     <w:tmpl w:val="76CAB7A8"/>
@@ -2460,7 +2955,7 @@
       </w:rPr>
     </w:lvl>
   </w:abstractNum>
-  <w:abstractNum w:abstractNumId="12" w15:restartNumberingAfterBreak="0">
+  <w:abstractNum w:abstractNumId="13" w15:restartNumberingAfterBreak="0">
     <w:nsid w:val="1C052AC9"/>
     <w:multiLevelType w:val="hybridMultilevel"/>
     <w:tmpl w:val="F34E7910"/>
@@ -2573,7 +3068,120 @@
       </w:rPr>
     </w:lvl>
   </w:abstractNum>
-  <w:abstractNum w:abstractNumId="13" w15:restartNumberingAfterBreak="0">
+  <w:abstractNum w:abstractNumId="14" w15:restartNumberingAfterBreak="0">
+    <w:nsid w:val="1C714DB5"/>
+    <w:multiLevelType w:val="hybridMultilevel"/>
+    <w:tmpl w:val="A4BADD50"/>
+    <w:lvl w:ilvl="0" w:tplc="04090001">
+      <w:start w:val="1"/>
+      <w:numFmt w:val="bullet"/>
+      <w:lvlText w:val=""/>
+      <w:lvlJc w:val="left"/>
+      <w:pPr>
+        <w:ind w:left="720" w:hanging="360"/>
+      </w:pPr>
+      <w:rPr>
+        <w:rFonts w:ascii="Symbol" w:hAnsi="Symbol" w:hint="default"/>
+      </w:rPr>
+    </w:lvl>
+    <w:lvl w:ilvl="1" w:tplc="04090003">
+      <w:start w:val="1"/>
+      <w:numFmt w:val="bullet"/>
+      <w:lvlText w:val="o"/>
+      <w:lvlJc w:val="left"/>
+      <w:pPr>
+        <w:ind w:left="1440" w:hanging="360"/>
+      </w:pPr>
+      <w:rPr>
+        <w:rFonts w:ascii="Courier New" w:hAnsi="Courier New" w:cs="Courier New" w:hint="default"/>
+      </w:rPr>
+    </w:lvl>
+    <w:lvl w:ilvl="2" w:tplc="04090005">
+      <w:start w:val="1"/>
+      <w:numFmt w:val="bullet"/>
+      <w:lvlText w:val=""/>
+      <w:lvlJc w:val="left"/>
+      <w:pPr>
+        <w:ind w:left="2160" w:hanging="360"/>
+      </w:pPr>
+      <w:rPr>
+        <w:rFonts w:ascii="Wingdings" w:hAnsi="Wingdings" w:hint="default"/>
+      </w:rPr>
+    </w:lvl>
+    <w:lvl w:ilvl="3" w:tplc="04090001" w:tentative="1">
+      <w:start w:val="1"/>
+      <w:numFmt w:val="bullet"/>
+      <w:lvlText w:val=""/>
+      <w:lvlJc w:val="left"/>
+      <w:pPr>
+        <w:ind w:left="2880" w:hanging="360"/>
+      </w:pPr>
+      <w:rPr>
+        <w:rFonts w:ascii="Symbol" w:hAnsi="Symbol" w:hint="default"/>
+      </w:rPr>
+    </w:lvl>
+    <w:lvl w:ilvl="4" w:tplc="04090003" w:tentative="1">
+      <w:start w:val="1"/>
+      <w:numFmt w:val="bullet"/>
+      <w:lvlText w:val="o"/>
+      <w:lvlJc w:val="left"/>
+      <w:pPr>
+        <w:ind w:left="3600" w:hanging="360"/>
+      </w:pPr>
+      <w:rPr>
+        <w:rFonts w:ascii="Courier New" w:hAnsi="Courier New" w:cs="Courier New" w:hint="default"/>
+      </w:rPr>
+    </w:lvl>
+    <w:lvl w:ilvl="5" w:tplc="04090005" w:tentative="1">
+      <w:start w:val="1"/>
+      <w:numFmt w:val="bullet"/>
+      <w:lvlText w:val=""/>
+      <w:lvlJc w:val="left"/>
+      <w:pPr>
+        <w:ind w:left="4320" w:hanging="360"/>
+      </w:pPr>
+      <w:rPr>
+        <w:rFonts w:ascii="Wingdings" w:hAnsi="Wingdings" w:hint="default"/>
+      </w:rPr>
+    </w:lvl>
+    <w:lvl w:ilvl="6" w:tplc="04090001" w:tentative="1">
+      <w:start w:val="1"/>
+      <w:numFmt w:val="bullet"/>
+      <w:lvlText w:val=""/>
+      <w:lvlJc w:val="left"/>
+      <w:pPr>
+        <w:ind w:left="5040" w:hanging="360"/>
+      </w:pPr>
+      <w:rPr>
+        <w:rFonts w:ascii="Symbol" w:hAnsi="Symbol" w:hint="default"/>
+      </w:rPr>
+    </w:lvl>
+    <w:lvl w:ilvl="7" w:tplc="04090003" w:tentative="1">
+      <w:start w:val="1"/>
+      <w:numFmt w:val="bullet"/>
+      <w:lvlText w:val="o"/>
+      <w:lvlJc w:val="left"/>
+      <w:pPr>
+        <w:ind w:left="5760" w:hanging="360"/>
+      </w:pPr>
+      <w:rPr>
+        <w:rFonts w:ascii="Courier New" w:hAnsi="Courier New" w:cs="Courier New" w:hint="default"/>
+      </w:rPr>
+    </w:lvl>
+    <w:lvl w:ilvl="8" w:tplc="04090005" w:tentative="1">
+      <w:start w:val="1"/>
+      <w:numFmt w:val="bullet"/>
+      <w:lvlText w:val=""/>
+      <w:lvlJc w:val="left"/>
+      <w:pPr>
+        <w:ind w:left="6480" w:hanging="360"/>
+      </w:pPr>
+      <w:rPr>
+        <w:rFonts w:ascii="Wingdings" w:hAnsi="Wingdings" w:hint="default"/>
+      </w:rPr>
+    </w:lvl>
+  </w:abstractNum>
+  <w:abstractNum w:abstractNumId="15" w15:restartNumberingAfterBreak="0">
     <w:nsid w:val="1D5047C7"/>
     <w:multiLevelType w:val="hybridMultilevel"/>
     <w:tmpl w:val="B360ED64"/>
@@ -2686,7 +3294,7 @@
       </w:rPr>
     </w:lvl>
   </w:abstractNum>
-  <w:abstractNum w:abstractNumId="14" w15:restartNumberingAfterBreak="0">
+  <w:abstractNum w:abstractNumId="16" w15:restartNumberingAfterBreak="0">
     <w:nsid w:val="210751B6"/>
     <w:multiLevelType w:val="hybridMultilevel"/>
     <w:tmpl w:val="D298C59E"/>
@@ -2799,7 +3407,7 @@
       </w:rPr>
     </w:lvl>
   </w:abstractNum>
-  <w:abstractNum w:abstractNumId="15" w15:restartNumberingAfterBreak="0">
+  <w:abstractNum w:abstractNumId="17" w15:restartNumberingAfterBreak="0">
     <w:nsid w:val="269B3172"/>
     <w:multiLevelType w:val="hybridMultilevel"/>
     <w:tmpl w:val="285839DC"/>
@@ -2912,7 +3520,7 @@
       </w:rPr>
     </w:lvl>
   </w:abstractNum>
-  <w:abstractNum w:abstractNumId="16" w15:restartNumberingAfterBreak="0">
+  <w:abstractNum w:abstractNumId="18" w15:restartNumberingAfterBreak="0">
     <w:nsid w:val="27A51D6C"/>
     <w:multiLevelType w:val="hybridMultilevel"/>
     <w:tmpl w:val="CE6A4A1C"/>
@@ -3025,7 +3633,7 @@
       </w:rPr>
     </w:lvl>
   </w:abstractNum>
-  <w:abstractNum w:abstractNumId="17" w15:restartNumberingAfterBreak="0">
+  <w:abstractNum w:abstractNumId="19" w15:restartNumberingAfterBreak="0">
     <w:nsid w:val="30085D61"/>
     <w:multiLevelType w:val="hybridMultilevel"/>
     <w:tmpl w:val="3C284E3A"/>
@@ -3138,7 +3746,7 @@
       </w:rPr>
     </w:lvl>
   </w:abstractNum>
-  <w:abstractNum w:abstractNumId="18" w15:restartNumberingAfterBreak="0">
+  <w:abstractNum w:abstractNumId="20" w15:restartNumberingAfterBreak="0">
     <w:nsid w:val="307527B3"/>
     <w:multiLevelType w:val="hybridMultilevel"/>
     <w:tmpl w:val="E76464F2"/>
@@ -3227,7 +3835,7 @@
       </w:pPr>
     </w:lvl>
   </w:abstractNum>
-  <w:abstractNum w:abstractNumId="19" w15:restartNumberingAfterBreak="0">
+  <w:abstractNum w:abstractNumId="21" w15:restartNumberingAfterBreak="0">
     <w:nsid w:val="34056BD4"/>
     <w:multiLevelType w:val="hybridMultilevel"/>
     <w:tmpl w:val="C82E186E"/>
@@ -3313,7 +3921,7 @@
       </w:pPr>
     </w:lvl>
   </w:abstractNum>
-  <w:abstractNum w:abstractNumId="20" w15:restartNumberingAfterBreak="0">
+  <w:abstractNum w:abstractNumId="22" w15:restartNumberingAfterBreak="0">
     <w:nsid w:val="375038A2"/>
     <w:multiLevelType w:val="hybridMultilevel"/>
     <w:tmpl w:val="9A4CC9FE"/>
@@ -3426,7 +4034,7 @@
       </w:rPr>
     </w:lvl>
   </w:abstractNum>
-  <w:abstractNum w:abstractNumId="21" w15:restartNumberingAfterBreak="0">
+  <w:abstractNum w:abstractNumId="23" w15:restartNumberingAfterBreak="0">
     <w:nsid w:val="38D213B9"/>
     <w:multiLevelType w:val="hybridMultilevel"/>
     <w:tmpl w:val="A4364AD6"/>
@@ -3512,7 +4120,7 @@
       </w:pPr>
     </w:lvl>
   </w:abstractNum>
-  <w:abstractNum w:abstractNumId="22" w15:restartNumberingAfterBreak="0">
+  <w:abstractNum w:abstractNumId="24" w15:restartNumberingAfterBreak="0">
     <w:nsid w:val="3B8356F1"/>
     <w:multiLevelType w:val="hybridMultilevel"/>
     <w:tmpl w:val="8EEEBB50"/>
@@ -3601,7 +4209,7 @@
       </w:pPr>
     </w:lvl>
   </w:abstractNum>
-  <w:abstractNum w:abstractNumId="23" w15:restartNumberingAfterBreak="0">
+  <w:abstractNum w:abstractNumId="25" w15:restartNumberingAfterBreak="0">
     <w:nsid w:val="3BAA25E5"/>
     <w:multiLevelType w:val="hybridMultilevel"/>
     <w:tmpl w:val="D8C825EC"/>
@@ -3714,7 +4322,7 @@
       </w:rPr>
     </w:lvl>
   </w:abstractNum>
-  <w:abstractNum w:abstractNumId="24" w15:restartNumberingAfterBreak="0">
+  <w:abstractNum w:abstractNumId="26" w15:restartNumberingAfterBreak="0">
     <w:nsid w:val="3C60654D"/>
     <w:multiLevelType w:val="hybridMultilevel"/>
     <w:tmpl w:val="68E22C94"/>
@@ -3827,7 +4435,7 @@
       </w:rPr>
     </w:lvl>
   </w:abstractNum>
-  <w:abstractNum w:abstractNumId="25" w15:restartNumberingAfterBreak="0">
+  <w:abstractNum w:abstractNumId="27" w15:restartNumberingAfterBreak="0">
     <w:nsid w:val="3DA9465C"/>
     <w:multiLevelType w:val="hybridMultilevel"/>
     <w:tmpl w:val="D056F0EA"/>
@@ -3940,7 +4548,7 @@
       </w:rPr>
     </w:lvl>
   </w:abstractNum>
-  <w:abstractNum w:abstractNumId="26" w15:restartNumberingAfterBreak="0">
+  <w:abstractNum w:abstractNumId="28" w15:restartNumberingAfterBreak="0">
     <w:nsid w:val="484949ED"/>
     <w:multiLevelType w:val="hybridMultilevel"/>
     <w:tmpl w:val="B726C06A"/>
@@ -4029,7 +4637,7 @@
       </w:pPr>
     </w:lvl>
   </w:abstractNum>
-  <w:abstractNum w:abstractNumId="27" w15:restartNumberingAfterBreak="0">
+  <w:abstractNum w:abstractNumId="29" w15:restartNumberingAfterBreak="0">
     <w:nsid w:val="4D9503E4"/>
     <w:multiLevelType w:val="hybridMultilevel"/>
     <w:tmpl w:val="C03C3DF2"/>
@@ -4120,7 +4728,7 @@
       </w:pPr>
     </w:lvl>
   </w:abstractNum>
-  <w:abstractNum w:abstractNumId="28" w15:restartNumberingAfterBreak="0">
+  <w:abstractNum w:abstractNumId="30" w15:restartNumberingAfterBreak="0">
     <w:nsid w:val="4E1F4DAD"/>
     <w:multiLevelType w:val="hybridMultilevel"/>
     <w:tmpl w:val="3D241A32"/>
@@ -4233,7 +4841,7 @@
       </w:rPr>
     </w:lvl>
   </w:abstractNum>
-  <w:abstractNum w:abstractNumId="29" w15:restartNumberingAfterBreak="0">
+  <w:abstractNum w:abstractNumId="31" w15:restartNumberingAfterBreak="0">
     <w:nsid w:val="522C29FE"/>
     <w:multiLevelType w:val="hybridMultilevel"/>
     <w:tmpl w:val="74426494"/>
@@ -4346,7 +4954,7 @@
       </w:rPr>
     </w:lvl>
   </w:abstractNum>
-  <w:abstractNum w:abstractNumId="30" w15:restartNumberingAfterBreak="0">
+  <w:abstractNum w:abstractNumId="32" w15:restartNumberingAfterBreak="0">
     <w:nsid w:val="5B482414"/>
     <w:multiLevelType w:val="hybridMultilevel"/>
     <w:tmpl w:val="9698DA2A"/>
@@ -4459,7 +5067,7 @@
       </w:rPr>
     </w:lvl>
   </w:abstractNum>
-  <w:abstractNum w:abstractNumId="31" w15:restartNumberingAfterBreak="0">
+  <w:abstractNum w:abstractNumId="33" w15:restartNumberingAfterBreak="0">
     <w:nsid w:val="5C480982"/>
     <w:multiLevelType w:val="hybridMultilevel"/>
     <w:tmpl w:val="A21A3238"/>
@@ -4572,7 +5180,7 @@
       </w:rPr>
     </w:lvl>
   </w:abstractNum>
-  <w:abstractNum w:abstractNumId="32" w15:restartNumberingAfterBreak="0">
+  <w:abstractNum w:abstractNumId="34" w15:restartNumberingAfterBreak="0">
     <w:nsid w:val="5D2A6FAF"/>
     <w:multiLevelType w:val="hybridMultilevel"/>
     <w:tmpl w:val="B5AE7E34"/>
@@ -4684,7 +5292,7 @@
       </w:rPr>
     </w:lvl>
   </w:abstractNum>
-  <w:abstractNum w:abstractNumId="33" w15:restartNumberingAfterBreak="0">
+  <w:abstractNum w:abstractNumId="35" w15:restartNumberingAfterBreak="0">
     <w:nsid w:val="5D763EF8"/>
     <w:multiLevelType w:val="hybridMultilevel"/>
     <w:tmpl w:val="E396A066"/>
@@ -4797,7 +5405,7 @@
       </w:rPr>
     </w:lvl>
   </w:abstractNum>
-  <w:abstractNum w:abstractNumId="34" w15:restartNumberingAfterBreak="0">
+  <w:abstractNum w:abstractNumId="36" w15:restartNumberingAfterBreak="0">
     <w:nsid w:val="5DA0128B"/>
     <w:multiLevelType w:val="hybridMultilevel"/>
     <w:tmpl w:val="84344A7E"/>
@@ -4910,7 +5518,120 @@
       </w:rPr>
     </w:lvl>
   </w:abstractNum>
-  <w:abstractNum w:abstractNumId="35" w15:restartNumberingAfterBreak="0">
+  <w:abstractNum w:abstractNumId="37" w15:restartNumberingAfterBreak="0">
+    <w:nsid w:val="6027034C"/>
+    <w:multiLevelType w:val="hybridMultilevel"/>
+    <w:tmpl w:val="79F8AED0"/>
+    <w:lvl w:ilvl="0" w:tplc="04090001">
+      <w:start w:val="1"/>
+      <w:numFmt w:val="bullet"/>
+      <w:lvlText w:val=""/>
+      <w:lvlJc w:val="left"/>
+      <w:pPr>
+        <w:ind w:left="720" w:hanging="360"/>
+      </w:pPr>
+      <w:rPr>
+        <w:rFonts w:ascii="Symbol" w:hAnsi="Symbol" w:hint="default"/>
+      </w:rPr>
+    </w:lvl>
+    <w:lvl w:ilvl="1" w:tplc="04090003" w:tentative="1">
+      <w:start w:val="1"/>
+      <w:numFmt w:val="bullet"/>
+      <w:lvlText w:val="o"/>
+      <w:lvlJc w:val="left"/>
+      <w:pPr>
+        <w:ind w:left="1440" w:hanging="360"/>
+      </w:pPr>
+      <w:rPr>
+        <w:rFonts w:ascii="Courier New" w:hAnsi="Courier New" w:cs="Courier New" w:hint="default"/>
+      </w:rPr>
+    </w:lvl>
+    <w:lvl w:ilvl="2" w:tplc="04090005" w:tentative="1">
+      <w:start w:val="1"/>
+      <w:numFmt w:val="bullet"/>
+      <w:lvlText w:val=""/>
+      <w:lvlJc w:val="left"/>
+      <w:pPr>
+        <w:ind w:left="2160" w:hanging="360"/>
+      </w:pPr>
+      <w:rPr>
+        <w:rFonts w:ascii="Wingdings" w:hAnsi="Wingdings" w:hint="default"/>
+      </w:rPr>
+    </w:lvl>
+    <w:lvl w:ilvl="3" w:tplc="04090001" w:tentative="1">
+      <w:start w:val="1"/>
+      <w:numFmt w:val="bullet"/>
+      <w:lvlText w:val=""/>
+      <w:lvlJc w:val="left"/>
+      <w:pPr>
+        <w:ind w:left="2880" w:hanging="360"/>
+      </w:pPr>
+      <w:rPr>
+        <w:rFonts w:ascii="Symbol" w:hAnsi="Symbol" w:hint="default"/>
+      </w:rPr>
+    </w:lvl>
+    <w:lvl w:ilvl="4" w:tplc="04090003" w:tentative="1">
+      <w:start w:val="1"/>
+      <w:numFmt w:val="bullet"/>
+      <w:lvlText w:val="o"/>
+      <w:lvlJc w:val="left"/>
+      <w:pPr>
+        <w:ind w:left="3600" w:hanging="360"/>
+      </w:pPr>
+      <w:rPr>
+        <w:rFonts w:ascii="Courier New" w:hAnsi="Courier New" w:cs="Courier New" w:hint="default"/>
+      </w:rPr>
+    </w:lvl>
+    <w:lvl w:ilvl="5" w:tplc="04090005" w:tentative="1">
+      <w:start w:val="1"/>
+      <w:numFmt w:val="bullet"/>
+      <w:lvlText w:val=""/>
+      <w:lvlJc w:val="left"/>
+      <w:pPr>
+        <w:ind w:left="4320" w:hanging="360"/>
+      </w:pPr>
+      <w:rPr>
+        <w:rFonts w:ascii="Wingdings" w:hAnsi="Wingdings" w:hint="default"/>
+      </w:rPr>
+    </w:lvl>
+    <w:lvl w:ilvl="6" w:tplc="04090001" w:tentative="1">
+      <w:start w:val="1"/>
+      <w:numFmt w:val="bullet"/>
+      <w:lvlText w:val=""/>
+      <w:lvlJc w:val="left"/>
+      <w:pPr>
+        <w:ind w:left="5040" w:hanging="360"/>
+      </w:pPr>
+      <w:rPr>
+        <w:rFonts w:ascii="Symbol" w:hAnsi="Symbol" w:hint="default"/>
+      </w:rPr>
+    </w:lvl>
+    <w:lvl w:ilvl="7" w:tplc="04090003" w:tentative="1">
+      <w:start w:val="1"/>
+      <w:numFmt w:val="bullet"/>
+      <w:lvlText w:val="o"/>
+      <w:lvlJc w:val="left"/>
+      <w:pPr>
+        <w:ind w:left="5760" w:hanging="360"/>
+      </w:pPr>
+      <w:rPr>
+        <w:rFonts w:ascii="Courier New" w:hAnsi="Courier New" w:cs="Courier New" w:hint="default"/>
+      </w:rPr>
+    </w:lvl>
+    <w:lvl w:ilvl="8" w:tplc="04090005" w:tentative="1">
+      <w:start w:val="1"/>
+      <w:numFmt w:val="bullet"/>
+      <w:lvlText w:val=""/>
+      <w:lvlJc w:val="left"/>
+      <w:pPr>
+        <w:ind w:left="6480" w:hanging="360"/>
+      </w:pPr>
+      <w:rPr>
+        <w:rFonts w:ascii="Wingdings" w:hAnsi="Wingdings" w:hint="default"/>
+      </w:rPr>
+    </w:lvl>
+  </w:abstractNum>
+  <w:abstractNum w:abstractNumId="38" w15:restartNumberingAfterBreak="0">
     <w:nsid w:val="6614688B"/>
     <w:multiLevelType w:val="hybridMultilevel"/>
     <w:tmpl w:val="9A9A9806"/>
@@ -5023,7 +5744,7 @@
       </w:rPr>
     </w:lvl>
   </w:abstractNum>
-  <w:abstractNum w:abstractNumId="36" w15:restartNumberingAfterBreak="0">
+  <w:abstractNum w:abstractNumId="39" w15:restartNumberingAfterBreak="0">
     <w:nsid w:val="689F709A"/>
     <w:multiLevelType w:val="hybridMultilevel"/>
     <w:tmpl w:val="3E9AFDB0"/>
@@ -5136,7 +5857,7 @@
       </w:rPr>
     </w:lvl>
   </w:abstractNum>
-  <w:abstractNum w:abstractNumId="37" w15:restartNumberingAfterBreak="0">
+  <w:abstractNum w:abstractNumId="40" w15:restartNumberingAfterBreak="0">
     <w:nsid w:val="6B6A1E2A"/>
     <w:multiLevelType w:val="hybridMultilevel"/>
     <w:tmpl w:val="0458059A"/>
@@ -5249,7 +5970,7 @@
       </w:rPr>
     </w:lvl>
   </w:abstractNum>
-  <w:abstractNum w:abstractNumId="38" w15:restartNumberingAfterBreak="0">
+  <w:abstractNum w:abstractNumId="41" w15:restartNumberingAfterBreak="0">
     <w:nsid w:val="6BDC2A0F"/>
     <w:multiLevelType w:val="hybridMultilevel"/>
     <w:tmpl w:val="7FCC328A"/>
@@ -5362,7 +6083,7 @@
       </w:rPr>
     </w:lvl>
   </w:abstractNum>
-  <w:abstractNum w:abstractNumId="39" w15:restartNumberingAfterBreak="0">
+  <w:abstractNum w:abstractNumId="42" w15:restartNumberingAfterBreak="0">
     <w:nsid w:val="710C1AB9"/>
     <w:multiLevelType w:val="hybridMultilevel"/>
     <w:tmpl w:val="BFF8FE20"/>
@@ -5475,7 +6196,7 @@
       </w:rPr>
     </w:lvl>
   </w:abstractNum>
-  <w:abstractNum w:abstractNumId="40" w15:restartNumberingAfterBreak="0">
+  <w:abstractNum w:abstractNumId="43" w15:restartNumberingAfterBreak="0">
     <w:nsid w:val="71D413D5"/>
     <w:multiLevelType w:val="hybridMultilevel"/>
     <w:tmpl w:val="9AD8CA84"/>
@@ -5587,7 +6308,7 @@
       </w:rPr>
     </w:lvl>
   </w:abstractNum>
-  <w:abstractNum w:abstractNumId="41" w15:restartNumberingAfterBreak="0">
+  <w:abstractNum w:abstractNumId="44" w15:restartNumberingAfterBreak="0">
     <w:nsid w:val="756F7823"/>
     <w:multiLevelType w:val="hybridMultilevel"/>
     <w:tmpl w:val="64765930"/>
@@ -5700,7 +6421,7 @@
       </w:rPr>
     </w:lvl>
   </w:abstractNum>
-  <w:abstractNum w:abstractNumId="42" w15:restartNumberingAfterBreak="0">
+  <w:abstractNum w:abstractNumId="45" w15:restartNumberingAfterBreak="0">
     <w:nsid w:val="798B1C8A"/>
     <w:multiLevelType w:val="hybridMultilevel"/>
     <w:tmpl w:val="F8D6B2E2"/>
@@ -5789,7 +6510,7 @@
       </w:pPr>
     </w:lvl>
   </w:abstractNum>
-  <w:abstractNum w:abstractNumId="43" w15:restartNumberingAfterBreak="0">
+  <w:abstractNum w:abstractNumId="46" w15:restartNumberingAfterBreak="0">
     <w:nsid w:val="79911088"/>
     <w:multiLevelType w:val="hybridMultilevel"/>
     <w:tmpl w:val="B89254AA"/>
@@ -5902,7 +6623,7 @@
       </w:rPr>
     </w:lvl>
   </w:abstractNum>
-  <w:abstractNum w:abstractNumId="44" w15:restartNumberingAfterBreak="0">
+  <w:abstractNum w:abstractNumId="47" w15:restartNumberingAfterBreak="0">
     <w:nsid w:val="7E5556B8"/>
     <w:multiLevelType w:val="hybridMultilevel"/>
     <w:tmpl w:val="37C87164"/>
@@ -6016,139 +6737,148 @@
     </w:lvl>
   </w:abstractNum>
   <w:num w:numId="1" w16cid:durableId="1934632031">
-    <w:abstractNumId w:val="42"/>
+    <w:abstractNumId w:val="45"/>
   </w:num>
   <w:num w:numId="2" w16cid:durableId="144322598">
-    <w:abstractNumId w:val="43"/>
+    <w:abstractNumId w:val="46"/>
   </w:num>
   <w:num w:numId="3" w16cid:durableId="279459713">
-    <w:abstractNumId w:val="22"/>
+    <w:abstractNumId w:val="24"/>
   </w:num>
   <w:num w:numId="4" w16cid:durableId="1657106081">
-    <w:abstractNumId w:val="26"/>
+    <w:abstractNumId w:val="28"/>
   </w:num>
   <w:num w:numId="5" w16cid:durableId="1326712334">
     <w:abstractNumId w:val="4"/>
   </w:num>
   <w:num w:numId="6" w16cid:durableId="657808813">
-    <w:abstractNumId w:val="6"/>
+    <w:abstractNumId w:val="7"/>
   </w:num>
   <w:num w:numId="7" w16cid:durableId="1525558506">
-    <w:abstractNumId w:val="28"/>
+    <w:abstractNumId w:val="30"/>
   </w:num>
   <w:num w:numId="8" w16cid:durableId="850493014">
-    <w:abstractNumId w:val="41"/>
+    <w:abstractNumId w:val="44"/>
   </w:num>
   <w:num w:numId="9" w16cid:durableId="1604802902">
-    <w:abstractNumId w:val="8"/>
+    <w:abstractNumId w:val="9"/>
   </w:num>
   <w:num w:numId="10" w16cid:durableId="1836070790">
+    <w:abstractNumId w:val="29"/>
+  </w:num>
+  <w:num w:numId="11" w16cid:durableId="1809350132">
+    <w:abstractNumId w:val="34"/>
+  </w:num>
+  <w:num w:numId="12" w16cid:durableId="1287080009">
+    <w:abstractNumId w:val="40"/>
+  </w:num>
+  <w:num w:numId="13" w16cid:durableId="543568699">
+    <w:abstractNumId w:val="16"/>
+  </w:num>
+  <w:num w:numId="14" w16cid:durableId="709648945">
     <w:abstractNumId w:val="27"/>
   </w:num>
-  <w:num w:numId="11" w16cid:durableId="1809350132">
-    <w:abstractNumId w:val="32"/>
-  </w:num>
-  <w:num w:numId="12" w16cid:durableId="1287080009">
-    <w:abstractNumId w:val="37"/>
-  </w:num>
-  <w:num w:numId="13" w16cid:durableId="543568699">
-    <w:abstractNumId w:val="14"/>
-  </w:num>
-  <w:num w:numId="14" w16cid:durableId="709648945">
-    <w:abstractNumId w:val="25"/>
-  </w:num>
   <w:num w:numId="15" w16cid:durableId="2064256533">
-    <w:abstractNumId w:val="39"/>
+    <w:abstractNumId w:val="42"/>
   </w:num>
   <w:num w:numId="16" w16cid:durableId="2141260341">
-    <w:abstractNumId w:val="7"/>
+    <w:abstractNumId w:val="8"/>
   </w:num>
   <w:num w:numId="17" w16cid:durableId="54742338">
     <w:abstractNumId w:val="1"/>
   </w:num>
   <w:num w:numId="18" w16cid:durableId="211967522">
-    <w:abstractNumId w:val="5"/>
+    <w:abstractNumId w:val="6"/>
   </w:num>
   <w:num w:numId="19" w16cid:durableId="269046563">
-    <w:abstractNumId w:val="12"/>
+    <w:abstractNumId w:val="13"/>
   </w:num>
   <w:num w:numId="20" w16cid:durableId="416635631">
-    <w:abstractNumId w:val="29"/>
+    <w:abstractNumId w:val="31"/>
   </w:num>
   <w:num w:numId="21" w16cid:durableId="854998761">
-    <w:abstractNumId w:val="15"/>
+    <w:abstractNumId w:val="17"/>
   </w:num>
   <w:num w:numId="22" w16cid:durableId="134612965">
-    <w:abstractNumId w:val="44"/>
+    <w:abstractNumId w:val="47"/>
   </w:num>
   <w:num w:numId="23" w16cid:durableId="161894447">
-    <w:abstractNumId w:val="38"/>
+    <w:abstractNumId w:val="41"/>
   </w:num>
   <w:num w:numId="24" w16cid:durableId="1999796368">
     <w:abstractNumId w:val="2"/>
   </w:num>
   <w:num w:numId="25" w16cid:durableId="384763767">
-    <w:abstractNumId w:val="9"/>
+    <w:abstractNumId w:val="10"/>
   </w:num>
   <w:num w:numId="26" w16cid:durableId="537015296">
     <w:abstractNumId w:val="0"/>
   </w:num>
   <w:num w:numId="27" w16cid:durableId="1797285986">
+    <w:abstractNumId w:val="23"/>
+  </w:num>
+  <w:num w:numId="28" w16cid:durableId="1468476322">
     <w:abstractNumId w:val="21"/>
   </w:num>
-  <w:num w:numId="28" w16cid:durableId="1468476322">
-    <w:abstractNumId w:val="19"/>
-  </w:num>
   <w:num w:numId="29" w16cid:durableId="1851529987">
-    <w:abstractNumId w:val="23"/>
+    <w:abstractNumId w:val="25"/>
   </w:num>
   <w:num w:numId="30" w16cid:durableId="1539665835">
-    <w:abstractNumId w:val="17"/>
+    <w:abstractNumId w:val="19"/>
   </w:num>
   <w:num w:numId="31" w16cid:durableId="703017086">
     <w:abstractNumId w:val="3"/>
   </w:num>
   <w:num w:numId="32" w16cid:durableId="1247304767">
+    <w:abstractNumId w:val="22"/>
+  </w:num>
+  <w:num w:numId="33" w16cid:durableId="967584561">
+    <w:abstractNumId w:val="43"/>
+  </w:num>
+  <w:num w:numId="34" w16cid:durableId="1521702928">
+    <w:abstractNumId w:val="15"/>
+  </w:num>
+  <w:num w:numId="35" w16cid:durableId="1464692314">
+    <w:abstractNumId w:val="38"/>
+  </w:num>
+  <w:num w:numId="36" w16cid:durableId="294218208">
     <w:abstractNumId w:val="20"/>
   </w:num>
-  <w:num w:numId="33" w16cid:durableId="967584561">
-    <w:abstractNumId w:val="40"/>
+  <w:num w:numId="37" w16cid:durableId="507989332">
+    <w:abstractNumId w:val="33"/>
   </w:num>
-  <w:num w:numId="34" w16cid:durableId="1521702928">
-    <w:abstractNumId w:val="13"/>
+  <w:num w:numId="38" w16cid:durableId="1697342152">
+    <w:abstractNumId w:val="39"/>
   </w:num>
-  <w:num w:numId="35" w16cid:durableId="1464692314">
+  <w:num w:numId="39" w16cid:durableId="362289025">
+    <w:abstractNumId w:val="36"/>
+  </w:num>
+  <w:num w:numId="40" w16cid:durableId="657266574">
+    <w:abstractNumId w:val="32"/>
+  </w:num>
+  <w:num w:numId="41" w16cid:durableId="874317858">
+    <w:abstractNumId w:val="18"/>
+  </w:num>
+  <w:num w:numId="42" w16cid:durableId="1355692089">
+    <w:abstractNumId w:val="12"/>
+  </w:num>
+  <w:num w:numId="43" w16cid:durableId="1167092388">
     <w:abstractNumId w:val="35"/>
   </w:num>
-  <w:num w:numId="36" w16cid:durableId="294218208">
-    <w:abstractNumId w:val="18"/>
-  </w:num>
-  <w:num w:numId="37" w16cid:durableId="507989332">
-    <w:abstractNumId w:val="31"/>
-  </w:num>
-  <w:num w:numId="38" w16cid:durableId="1697342152">
-    <w:abstractNumId w:val="36"/>
-  </w:num>
-  <w:num w:numId="39" w16cid:durableId="362289025">
-    <w:abstractNumId w:val="34"/>
-  </w:num>
-  <w:num w:numId="40" w16cid:durableId="657266574">
-    <w:abstractNumId w:val="30"/>
-  </w:num>
-  <w:num w:numId="41" w16cid:durableId="874317858">
-    <w:abstractNumId w:val="16"/>
-  </w:num>
-  <w:num w:numId="42" w16cid:durableId="1355692089">
+  <w:num w:numId="44" w16cid:durableId="1994597722">
     <w:abstractNumId w:val="11"/>
   </w:num>
-  <w:num w:numId="43" w16cid:durableId="1167092388">
-    <w:abstractNumId w:val="33"/>
+  <w:num w:numId="45" w16cid:durableId="229773000">
+    <w:abstractNumId w:val="26"/>
   </w:num>
-  <w:num w:numId="44" w16cid:durableId="1994597722">
-    <w:abstractNumId w:val="10"/>
+  <w:num w:numId="46" w16cid:durableId="30229298">
+    <w:abstractNumId w:val="14"/>
   </w:num>
-  <w:num w:numId="45" w16cid:durableId="229773000">
-    <w:abstractNumId w:val="24"/>
+  <w:num w:numId="47" w16cid:durableId="1877934109">
+    <w:abstractNumId w:val="5"/>
+  </w:num>
+  <w:num w:numId="48" w16cid:durableId="1973825708">
+    <w:abstractNumId w:val="37"/>
   </w:num>
 </w:numbering>
 </file>

--- a/design/story/scavenger-origin.docx
+++ b/design/story/scavenger-origin.docx
@@ -240,9 +240,11 @@
       <w:r>
         <w:t xml:space="preserve">: </w:t>
       </w:r>
+      <w:proofErr w:type="spellStart"/>
       <w:r>
         <w:t>isolde_intro</w:t>
       </w:r>
+      <w:proofErr w:type="spellEnd"/>
     </w:p>
     <w:p>
       <w:pPr>
@@ -398,7 +400,15 @@
         <w:t>Isolde hired the Player</w:t>
       </w:r>
       <w:r>
-        <w:t xml:space="preserve"> in Freehaven to assist her in Grima.</w:t>
+        <w:t xml:space="preserve"> in </w:t>
+      </w:r>
+      <w:proofErr w:type="spellStart"/>
+      <w:r>
+        <w:t>Freehaven</w:t>
+      </w:r>
+      <w:proofErr w:type="spellEnd"/>
+      <w:r>
+        <w:t xml:space="preserve"> to assist her in Grima.</w:t>
       </w:r>
     </w:p>
     <w:p>
@@ -555,7 +565,13 @@
         </w:numPr>
       </w:pPr>
       <w:r>
-        <w:t>She's worried he might be dead, but puts on a brave face.</w:t>
+        <w:t xml:space="preserve">She's worried he might be </w:t>
+      </w:r>
+      <w:r>
+        <w:t>dead but</w:t>
+      </w:r>
+      <w:r>
+        <w:t xml:space="preserve"> puts on a brave face.</w:t>
       </w:r>
     </w:p>
     <w:p>
@@ -656,7 +672,15 @@
         </w:numPr>
       </w:pPr>
       <w:r>
-        <w:t>Establish during the battle that Ghouls have different attacks, and seem to be people horribly mutated by the blight, and hostile.</w:t>
+        <w:t xml:space="preserve">Establish during the battle that Ghouls have different </w:t>
+      </w:r>
+      <w:proofErr w:type="gramStart"/>
+      <w:r>
+        <w:t>attacks, and</w:t>
+      </w:r>
+      <w:proofErr w:type="gramEnd"/>
+      <w:r>
+        <w:t xml:space="preserve"> seem to be people horribly mutated by the blight, and hostile.</w:t>
       </w:r>
     </w:p>
     <w:p>
@@ -760,10 +784,7 @@
         <w:t>Shoreline</w:t>
       </w:r>
       <w:r>
-        <w:t xml:space="preserve"> –</w:t>
-      </w:r>
-      <w:r>
-        <w:t xml:space="preserve"> </w:t>
+        <w:t xml:space="preserve"> – </w:t>
       </w:r>
       <w:r>
         <w:t>Watchtower</w:t>
@@ -826,8 +847,13 @@
       <w:r>
         <w:t xml:space="preserve">his </w:t>
       </w:r>
-      <w:r>
-        <w:t xml:space="preserve">Skyship </w:t>
+      <w:proofErr w:type="spellStart"/>
+      <w:r>
+        <w:t>Skyship</w:t>
+      </w:r>
+      <w:proofErr w:type="spellEnd"/>
+      <w:r>
+        <w:t xml:space="preserve"> </w:t>
       </w:r>
       <w:r>
         <w:t>landed.</w:t>

--- a/design/story/scavenger-origin.docx
+++ b/design/story/scavenger-origin.docx
@@ -190,10 +190,25 @@
         <w:t xml:space="preserve">: </w:t>
       </w:r>
       <w:r>
-        <w:t>Player’s rival.</w:t>
-      </w:r>
-      <w:r>
-        <w:t xml:space="preserve"> Out to find the artifact, </w:t>
+        <w:t xml:space="preserve">An </w:t>
+      </w:r>
+      <w:r>
+        <w:t>explorer</w:t>
+      </w:r>
+      <w:r>
+        <w:t>, and Orin's rival</w:t>
+      </w:r>
+      <w:r>
+        <w:t>.</w:t>
+      </w:r>
+      <w:r>
+        <w:t xml:space="preserve"> </w:t>
+      </w:r>
+      <w:r>
+        <w:t>Wants</w:t>
+      </w:r>
+      <w:r>
+        <w:t xml:space="preserve"> to find the artifact, </w:t>
       </w:r>
       <w:r>
         <w:t xml:space="preserve">has been following </w:t>
@@ -219,19 +234,209 @@
         <w:pStyle w:val="Heading2"/>
       </w:pPr>
       <w:r>
-        <w:t>Plot</w:t>
+        <w:t>Summary</w:t>
       </w:r>
     </w:p>
     <w:p>
-      <w:pPr>
-        <w:pStyle w:val="Heading3"/>
-      </w:pPr>
-      <w:r>
-        <w:t>Intro</w:t>
+      <w:r>
+        <w:t xml:space="preserve">In this origin story, the player begins as a scavenger hired by </w:t>
+      </w:r>
+      <w:r>
+        <w:t xml:space="preserve">Isolde, </w:t>
+      </w:r>
+      <w:r>
+        <w:t xml:space="preserve">the daughter of </w:t>
+      </w:r>
+      <w:r>
+        <w:t xml:space="preserve">Orin, </w:t>
+      </w:r>
+      <w:r>
+        <w:t>a wealthy explorer</w:t>
+      </w:r>
+      <w:r>
+        <w:t>,</w:t>
+      </w:r>
+      <w:r>
+        <w:t xml:space="preserve"> to help her find </w:t>
+      </w:r>
+      <w:r>
+        <w:t xml:space="preserve">her </w:t>
+      </w:r>
+      <w:r>
+        <w:t xml:space="preserve">Orin </w:t>
+      </w:r>
+      <w:r>
+        <w:t>in Grima, an abandoned town in the Sundered Lands.</w:t>
+      </w:r>
+      <w:r>
+        <w:t xml:space="preserve"> </w:t>
+      </w:r>
+      <w:r>
+        <w:t xml:space="preserve">Between </w:t>
+      </w:r>
+      <w:r>
+        <w:t xml:space="preserve">combat encounters </w:t>
+      </w:r>
+      <w:r>
+        <w:t xml:space="preserve">with </w:t>
+      </w:r>
+      <w:r>
+        <w:t xml:space="preserve">Ghouls and hostile wildlife, the player </w:t>
+      </w:r>
+      <w:r>
+        <w:t>receives some tutorial-style objectives to use the Zone map, craft items, equip, level-up, and pursue dialogue options.</w:t>
       </w:r>
     </w:p>
     <w:p>
       <w:r>
+        <w:t xml:space="preserve">Exposition via dialogue with Isolde </w:t>
+      </w:r>
+      <w:r>
+        <w:t xml:space="preserve">reveals connections to the Syndicate, </w:t>
+      </w:r>
+      <w:r>
+        <w:t xml:space="preserve">as well as references to world events </w:t>
+      </w:r>
+      <w:r>
+        <w:t xml:space="preserve">including </w:t>
+      </w:r>
+      <w:r>
+        <w:t xml:space="preserve">the Cataclysm, </w:t>
+      </w:r>
+      <w:r>
+        <w:t xml:space="preserve">the Blight, demons, Ghouls, </w:t>
+      </w:r>
+      <w:r>
+        <w:t xml:space="preserve">the Syndicate, </w:t>
+      </w:r>
+      <w:r>
+        <w:t xml:space="preserve">and </w:t>
+      </w:r>
+      <w:r>
+        <w:t xml:space="preserve">the political structure of the </w:t>
+      </w:r>
+      <w:r>
+        <w:t>Polar Empire</w:t>
+      </w:r>
+      <w:r>
+        <w:t>.</w:t>
+      </w:r>
+    </w:p>
+    <w:p>
+      <w:r>
+        <w:t xml:space="preserve">The player discovers that </w:t>
+      </w:r>
+      <w:r>
+        <w:t xml:space="preserve">the </w:t>
+      </w:r>
+      <w:r>
+        <w:t>S</w:t>
+      </w:r>
+      <w:r>
+        <w:t xml:space="preserve">yndicate is after </w:t>
+      </w:r>
+      <w:r>
+        <w:t xml:space="preserve">an artifact that Orin </w:t>
+      </w:r>
+      <w:r>
+        <w:t>was looking for.</w:t>
+      </w:r>
+      <w:r>
+        <w:t xml:space="preserve"> The </w:t>
+      </w:r>
+      <w:r>
+        <w:t xml:space="preserve">story culminates </w:t>
+      </w:r>
+      <w:r>
+        <w:t>in a fight against a rival scavenger</w:t>
+      </w:r>
+      <w:r>
+        <w:t xml:space="preserve">, Harken, </w:t>
+      </w:r>
+      <w:r>
+        <w:t>who's working with the Syndicate.</w:t>
+      </w:r>
+    </w:p>
+    <w:p>
+      <w:r>
+        <w:t xml:space="preserve">Harken has a keepsake that used to belong to Orin, and Isolde demands to know where it's from. The player </w:t>
+      </w:r>
+      <w:r>
+        <w:t xml:space="preserve">learns that </w:t>
+      </w:r>
+      <w:r>
+        <w:t xml:space="preserve">Orin </w:t>
+      </w:r>
+      <w:r>
+        <w:t>was here but left in a hurry</w:t>
+      </w:r>
+      <w:r>
+        <w:t>, either he found the artifact and didn't come home or he found a clue to its location.</w:t>
+      </w:r>
+    </w:p>
+    <w:p>
+      <w:r>
+        <w:t>Before the player and Isolde can leave, however, Harken manages to call the Syndicate</w:t>
+      </w:r>
+      <w:r>
+        <w:t xml:space="preserve">. Their location is overrun with ghouls and the player defends the skyship </w:t>
+      </w:r>
+      <w:r>
+        <w:t xml:space="preserve">but the Syndicate arrives anyways, </w:t>
+      </w:r>
+      <w:r>
+        <w:t xml:space="preserve">taking the player and Harken as </w:t>
+      </w:r>
+      <w:r>
+        <w:lastRenderedPageBreak/>
+        <w:t>slaves and deciding to ransom Isolde to her estate</w:t>
+      </w:r>
+      <w:r>
+        <w:t xml:space="preserve"> for money</w:t>
+      </w:r>
+      <w:r>
+        <w:t>, not wanting to leave empty-handed (since they were after the artifact).</w:t>
+      </w:r>
+    </w:p>
+    <w:p>
+      <w:pPr>
+        <w:pStyle w:val="Heading2"/>
+      </w:pPr>
+      <w:r>
+        <w:t>Plot</w:t>
+      </w:r>
+    </w:p>
+    <w:p>
+      <w:pPr>
+        <w:pStyle w:val="Heading3"/>
+      </w:pPr>
+      <w:r>
+        <w:t>Arrival</w:t>
+      </w:r>
+    </w:p>
+    <w:p>
+      <w:r>
+        <w:rPr>
+          <mc:AlternateContent>
+            <mc:Choice Requires="w16se"/>
+            <mc:Fallback>
+              <w:rFonts w:ascii="Segoe UI Emoji" w:eastAsia="Segoe UI Emoji" w:hAnsi="Segoe UI Emoji" w:cs="Segoe UI Emoji"/>
+            </mc:Fallback>
+          </mc:AlternateContent>
+        </w:rPr>
+        <mc:AlternateContent>
+          <mc:Choice Requires="w16se">
+            <w16se:symEx w16se:font="Segoe UI Emoji" w16se:char="1F5E3"/>
+          </mc:Choice>
+          <mc:Fallback>
+            <w:t>🗣</w:t>
+          </mc:Fallback>
+        </mc:AlternateContent>
+      </w:r>
+      <w:r>
+        <w:t xml:space="preserve">️ </w:t>
+      </w:r>
+      <w:r>
         <w:rPr>
           <w:u w:val="single"/>
         </w:rPr>
@@ -240,11 +445,9 @@
       <w:r>
         <w:t xml:space="preserve">: </w:t>
       </w:r>
-      <w:proofErr w:type="spellStart"/>
       <w:r>
         <w:t>isolde_intro</w:t>
       </w:r>
-      <w:proofErr w:type="spellEnd"/>
     </w:p>
     <w:p>
       <w:pPr>
@@ -400,15 +603,7 @@
         <w:t>Isolde hired the Player</w:t>
       </w:r>
       <w:r>
-        <w:t xml:space="preserve"> in </w:t>
-      </w:r>
-      <w:proofErr w:type="spellStart"/>
-      <w:r>
-        <w:t>Freehaven</w:t>
-      </w:r>
-      <w:proofErr w:type="spellEnd"/>
-      <w:r>
-        <w:t xml:space="preserve"> to assist her in Grima.</w:t>
+        <w:t xml:space="preserve"> in Freehaven to assist her in Grima.</w:t>
       </w:r>
     </w:p>
     <w:p>
@@ -552,7 +747,6 @@
         </w:numPr>
       </w:pPr>
       <w:r>
-        <w:lastRenderedPageBreak/>
         <w:t>How Isolde feels about her father (defensive, loyal, resentful).</w:t>
       </w:r>
     </w:p>
@@ -598,31 +792,85 @@
         </w:numPr>
       </w:pPr>
       <w:r>
-        <w:t xml:space="preserve">Conversation ends with Isolde giving the Player an objective: To </w:t>
-      </w:r>
-      <w:r>
-        <w:t xml:space="preserve">scope Grima </w:t>
+        <w:t>Conversation ends with Isolde giving the Player an objective:</w:t>
+      </w:r>
+      <w:r>
+        <w:t xml:space="preserve"> </w:t>
+      </w:r>
+      <w:r>
+        <w:t>S</w:t>
+      </w:r>
+      <w:r>
+        <w:t xml:space="preserve">cope </w:t>
+      </w:r>
+      <w:r>
+        <w:t xml:space="preserve">out </w:t>
+      </w:r>
+      <w:r>
+        <w:t xml:space="preserve">Grima </w:t>
       </w:r>
       <w:r>
         <w:t xml:space="preserve">for clues </w:t>
       </w:r>
       <w:r>
         <w:t>while she pores over her father's notes</w:t>
-      </w:r>
-      <w:r>
-        <w:t>.</w:t>
-      </w:r>
-      <w:r>
-        <w:t xml:space="preserve"> The Player leaves and shortly after entering town, is beset by </w:t>
-      </w:r>
-      <w:r>
-        <w:t>Ghouls</w:t>
       </w:r>
       <w:r>
         <w:t>.</w:t>
       </w:r>
     </w:p>
     <w:p>
+      <w:pPr>
+        <w:pStyle w:val="ListParagraph"/>
+        <w:numPr>
+          <w:ilvl w:val="1"/>
+          <w:numId w:val="46"/>
+        </w:numPr>
+      </w:pPr>
+      <w:r>
+        <w:t xml:space="preserve">The Player leaves and shortly after entering town, is </w:t>
+      </w:r>
+      <w:r>
+        <w:t>attacked</w:t>
+      </w:r>
+      <w:r>
+        <w:t xml:space="preserve"> by </w:t>
+      </w:r>
+      <w:r>
+        <w:t>Ghouls</w:t>
+      </w:r>
+      <w:r>
+        <w:t>.</w:t>
+      </w:r>
+    </w:p>
+    <w:p>
+      <w:r>
+        <w:rPr>
+          <mc:AlternateContent>
+            <mc:Choice Requires="w16se"/>
+            <mc:Fallback>
+              <w:rFonts w:ascii="Segoe UI Emoji" w:eastAsia="Segoe UI Emoji" w:hAnsi="Segoe UI Emoji" w:cs="Segoe UI Emoji"/>
+            </mc:Fallback>
+          </mc:AlternateContent>
+        </w:rPr>
+        <mc:AlternateContent>
+          <mc:Choice Requires="w16se">
+            <w16se:symEx w16se:font="Segoe UI Emoji" w16se:char="2694"/>
+          </mc:Choice>
+          <mc:Fallback>
+            <w:t>⚔</w:t>
+          </mc:Fallback>
+        </mc:AlternateContent>
+      </w:r>
+      <w:r>
+        <w:t>️</w:t>
+      </w:r>
+      <w:r>
+        <w:rPr>
+          <w:u w:val="single"/>
+        </w:rPr>
+        <w:t xml:space="preserve"> </w:t>
+      </w:r>
       <w:r>
         <w:rPr>
           <w:u w:val="single"/>
@@ -672,15 +920,29 @@
         </w:numPr>
       </w:pPr>
       <w:r>
-        <w:t xml:space="preserve">Establish during the battle that Ghouls have different </w:t>
-      </w:r>
-      <w:proofErr w:type="gramStart"/>
-      <w:r>
-        <w:t>attacks, and</w:t>
-      </w:r>
-      <w:proofErr w:type="gramEnd"/>
-      <w:r>
-        <w:t xml:space="preserve"> seem to be people horribly mutated by the blight, and hostile.</w:t>
+        <w:lastRenderedPageBreak/>
+        <w:t xml:space="preserve">Establish during the battle that Ghouls have different attacks, and </w:t>
+      </w:r>
+      <w:r>
+        <w:t>are</w:t>
+      </w:r>
+      <w:r>
+        <w:t xml:space="preserve"> essentially </w:t>
+      </w:r>
+      <w:r>
+        <w:t xml:space="preserve">hostile, </w:t>
+      </w:r>
+      <w:r>
+        <w:t>undead</w:t>
+      </w:r>
+      <w:r>
+        <w:t xml:space="preserve"> people</w:t>
+      </w:r>
+      <w:r>
+        <w:t>,</w:t>
+      </w:r>
+      <w:r>
+        <w:t xml:space="preserve"> horribly mutated by the blight.</w:t>
       </w:r>
     </w:p>
     <w:p>
@@ -715,6 +977,33 @@
     <w:p>
       <w:r>
         <w:rPr>
+          <mc:AlternateContent>
+            <mc:Choice Requires="w16se"/>
+            <mc:Fallback>
+              <w:rFonts w:ascii="Segoe UI Emoji" w:eastAsia="Segoe UI Emoji" w:hAnsi="Segoe UI Emoji" w:cs="Segoe UI Emoji"/>
+            </mc:Fallback>
+          </mc:AlternateContent>
+        </w:rPr>
+        <mc:AlternateContent>
+          <mc:Choice Requires="w16se">
+            <w16se:symEx w16se:font="Segoe UI Emoji" w16se:char="1F5FA"/>
+          </mc:Choice>
+          <mc:Fallback>
+            <w:t>🗺</w:t>
+          </mc:Fallback>
+        </mc:AlternateContent>
+      </w:r>
+      <w:r>
+        <w:t>️</w:t>
+      </w:r>
+      <w:r>
+        <w:rPr>
+          <w:u w:val="single"/>
+        </w:rPr>
+        <w:t xml:space="preserve"> </w:t>
+      </w:r>
+      <w:r>
+        <w:rPr>
           <w:u w:val="single"/>
         </w:rPr>
         <w:t>Zone</w:t>
@@ -744,163 +1033,149 @@
       <w:r>
         <w:t xml:space="preserve"> sandy shoreline.</w:t>
       </w:r>
+      <w:r>
+        <w:t xml:space="preserve"> </w:t>
+      </w:r>
+      <w:r>
+        <w:t>You</w:t>
+      </w:r>
+      <w:r>
+        <w:t xml:space="preserve"> explore </w:t>
+      </w:r>
+      <w:r>
+        <w:t xml:space="preserve">the town </w:t>
+      </w:r>
+      <w:r>
+        <w:t>alone while Isolde studies</w:t>
+      </w:r>
+      <w:r>
+        <w:t xml:space="preserve"> her </w:t>
+      </w:r>
+      <w:r>
+        <w:t>father</w:t>
+      </w:r>
+      <w:r>
+        <w:t xml:space="preserve"> Orin’s </w:t>
+      </w:r>
+      <w:r>
+        <w:t>notes</w:t>
+      </w:r>
+      <w:r>
+        <w:t xml:space="preserve"> to narrow down </w:t>
+      </w:r>
+      <w:r>
+        <w:t xml:space="preserve">where </w:t>
+      </w:r>
+      <w:r>
+        <w:t xml:space="preserve">in </w:t>
+      </w:r>
+      <w:r>
+        <w:rPr>
+          <w:i/>
+          <w:iCs/>
+        </w:rPr>
+        <w:t>Grima</w:t>
+      </w:r>
+      <w:r>
+        <w:t xml:space="preserve"> </w:t>
+      </w:r>
+      <w:r>
+        <w:t xml:space="preserve">his </w:t>
+      </w:r>
+      <w:r>
+        <w:t xml:space="preserve">Skyship </w:t>
+      </w:r>
+      <w:r>
+        <w:t>landed.</w:t>
+      </w:r>
     </w:p>
     <w:p>
       <w:pPr>
-        <w:pStyle w:val="ListParagraph"/>
-        <w:numPr>
-          <w:ilvl w:val="0"/>
-          <w:numId w:val="48"/>
-        </w:numPr>
-      </w:pPr>
-      <w:r>
-        <w:t>Camp</w:t>
+        <w:rPr>
+          <w:u w:val="single"/>
+        </w:rPr>
+      </w:pPr>
+      <w:r>
+        <w:rPr>
+          <mc:AlternateContent>
+            <mc:Choice Requires="w16se"/>
+            <mc:Fallback>
+              <w:rFonts w:ascii="Segoe UI Emoji" w:eastAsia="Segoe UI Emoji" w:hAnsi="Segoe UI Emoji" w:cs="Segoe UI Emoji"/>
+            </mc:Fallback>
+          </mc:AlternateContent>
+        </w:rPr>
+        <mc:AlternateContent>
+          <mc:Choice Requires="w16se">
+            <w16se:symEx w16se:font="Segoe UI Emoji" w16se:char="1F4CC"/>
+          </mc:Choice>
+          <mc:Fallback>
+            <w:t>📌</w:t>
+          </mc:Fallback>
+        </mc:AlternateContent>
       </w:r>
       <w:r>
         <w:t xml:space="preserve"> </w:t>
       </w:r>
       <w:r>
-        <w:t>–</w:t>
-      </w:r>
-      <w:r>
-        <w:t xml:space="preserve"> </w:t>
-      </w:r>
-      <w:r>
-        <w:t>Longhous</w:t>
-      </w:r>
-      <w:r>
-        <w:t>e</w:t>
-      </w:r>
-      <w:r>
-        <w:t xml:space="preserve"> </w:t>
-      </w:r>
-      <w:r>
-        <w:t>–</w:t>
-      </w:r>
-      <w:r>
-        <w:t xml:space="preserve"> </w:t>
-      </w:r>
-      <w:r>
-        <w:t>Shoreline</w:t>
-      </w:r>
-      <w:r>
-        <w:t xml:space="preserve"> – </w:t>
-      </w:r>
-      <w:r>
-        <w:t>Watchtower</w:t>
-      </w:r>
-      <w:r>
-        <w:t xml:space="preserve"> </w:t>
+        <w:rPr>
+          <w:u w:val="single"/>
+        </w:rPr>
+        <w:t>The Camp</w:t>
       </w:r>
     </w:p>
     <w:p>
-      <w:pPr>
-        <w:pStyle w:val="ListParagraph"/>
-        <w:numPr>
-          <w:ilvl w:val="0"/>
-          <w:numId w:val="48"/>
-        </w:numPr>
-      </w:pPr>
-      <w:r>
-        <w:t>You</w:t>
-      </w:r>
-      <w:r>
-        <w:t xml:space="preserve"> explore </w:t>
-      </w:r>
-      <w:r>
-        <w:t xml:space="preserve">the town </w:t>
-      </w:r>
-      <w:r>
-        <w:t>alone while Isolde studies</w:t>
-      </w:r>
-      <w:r>
-        <w:t xml:space="preserve"> her </w:t>
-      </w:r>
-      <w:r>
-        <w:t>father</w:t>
-      </w:r>
-      <w:r>
-        <w:t xml:space="preserve"> Orin’s </w:t>
-      </w:r>
-      <w:r>
-        <w:t>notes</w:t>
-      </w:r>
-      <w:r>
-        <w:t xml:space="preserve"> to narrow down </w:t>
-      </w:r>
-      <w:r>
-        <w:t xml:space="preserve">where </w:t>
-      </w:r>
-      <w:r>
-        <w:t xml:space="preserve">in </w:t>
-      </w:r>
-      <w:r>
-        <w:rPr>
-          <w:i/>
-          <w:iCs/>
-        </w:rPr>
-        <w:t>Grima</w:t>
-      </w:r>
-      <w:r>
-        <w:t xml:space="preserve"> </w:t>
-      </w:r>
-      <w:r>
-        <w:t xml:space="preserve">his </w:t>
-      </w:r>
-      <w:proofErr w:type="spellStart"/>
-      <w:r>
-        <w:t>Skyship</w:t>
-      </w:r>
-      <w:proofErr w:type="spellEnd"/>
-      <w:r>
-        <w:t xml:space="preserve"> </w:t>
-      </w:r>
-      <w:r>
-        <w:t>landed.</w:t>
+      <w:r>
+        <w:t>(</w:t>
+      </w:r>
+      <w:r>
+        <w:t xml:space="preserve">No Actions) </w:t>
+      </w:r>
+      <w:r>
+        <w:t xml:space="preserve">Isolde is busy studying her father’s notes. </w:t>
+      </w:r>
+      <w:r>
+        <w:t xml:space="preserve">I should return here </w:t>
+      </w:r>
+      <w:r>
+        <w:t xml:space="preserve">later, </w:t>
+      </w:r>
+      <w:r>
+        <w:t>when I’ve found something useful.</w:t>
       </w:r>
     </w:p>
     <w:p>
-      <w:pPr>
+      <w:r>
+        <w:rPr>
+          <mc:AlternateContent>
+            <mc:Choice Requires="w16se"/>
+            <mc:Fallback>
+              <w:rFonts w:ascii="Segoe UI Emoji" w:eastAsia="Segoe UI Emoji" w:hAnsi="Segoe UI Emoji" w:cs="Segoe UI Emoji"/>
+            </mc:Fallback>
+          </mc:AlternateContent>
+        </w:rPr>
+        <mc:AlternateContent>
+          <mc:Choice Requires="w16se">
+            <w16se:symEx w16se:font="Segoe UI Emoji" w16se:char="1F4CC"/>
+          </mc:Choice>
+          <mc:Fallback>
+            <w:t>📌</w:t>
+          </mc:Fallback>
+        </mc:AlternateContent>
+      </w:r>
+      <w:r>
+        <w:t xml:space="preserve"> </w:t>
+      </w:r>
+      <w:r>
         <w:rPr>
           <w:u w:val="single"/>
         </w:rPr>
-      </w:pPr>
-      <w:r>
-        <w:rPr>
-          <w:u w:val="single"/>
-        </w:rPr>
-        <w:t>The Camp</w:t>
+        <w:t>The Longhouse</w:t>
       </w:r>
     </w:p>
     <w:p>
       <w:r>
-        <w:t>(</w:t>
-      </w:r>
-      <w:r>
-        <w:t xml:space="preserve">No Actions) </w:t>
-      </w:r>
-      <w:r>
-        <w:t xml:space="preserve">Isolde is busy studying her father’s notes. </w:t>
-      </w:r>
-      <w:r>
-        <w:t xml:space="preserve">I should return here </w:t>
-      </w:r>
-      <w:r>
-        <w:t xml:space="preserve">later, </w:t>
-      </w:r>
-      <w:r>
-        <w:t>when I’ve found something useful.</w:t>
-      </w:r>
-    </w:p>
-    <w:p>
-      <w:r>
-        <w:rPr>
-          <w:u w:val="single"/>
-        </w:rPr>
-        <w:t>The Longhouse</w:t>
-      </w:r>
-    </w:p>
-    <w:p>
+        <w:t>"</w:t>
+      </w:r>
       <w:r>
         <w:t xml:space="preserve">An </w:t>
       </w:r>
@@ -921,6 +1196,9 @@
       </w:r>
       <w:r>
         <w:t xml:space="preserve"> of the roof caved in ages ago.</w:t>
+      </w:r>
+      <w:r>
+        <w:t>"</w:t>
       </w:r>
     </w:p>
     <w:p>
@@ -933,6 +1211,30 @@
       </w:pPr>
       <w:r>
         <w:rPr>
+          <mc:AlternateContent>
+            <mc:Choice Requires="w16se"/>
+            <mc:Fallback>
+              <w:rFonts w:ascii="Segoe UI Emoji" w:eastAsia="Segoe UI Emoji" w:hAnsi="Segoe UI Emoji" w:cs="Segoe UI Emoji"/>
+            </mc:Fallback>
+          </mc:AlternateContent>
+        </w:rPr>
+        <mc:AlternateContent>
+          <mc:Choice Requires="w16se">
+            <w16se:symEx w16se:font="Segoe UI Emoji" w16se:char="1F5E3"/>
+          </mc:Choice>
+          <mc:Fallback>
+            <w:t>🗣</w:t>
+          </mc:Fallback>
+        </mc:AlternateContent>
+      </w:r>
+      <w:r>
+        <w:t>️</w:t>
+      </w:r>
+      <w:r>
+        <w:t xml:space="preserve"> </w:t>
+      </w:r>
+      <w:r>
+        <w:rPr>
           <w:u w:val="single"/>
         </w:rPr>
         <w:t>Scene</w:t>
@@ -963,6 +1265,33 @@
       </w:pPr>
       <w:r>
         <w:rPr>
+          <mc:AlternateContent>
+            <mc:Choice Requires="w16se"/>
+            <mc:Fallback>
+              <w:rFonts w:ascii="Segoe UI Emoji" w:eastAsia="Segoe UI Emoji" w:hAnsi="Segoe UI Emoji" w:cs="Segoe UI Emoji"/>
+            </mc:Fallback>
+          </mc:AlternateContent>
+        </w:rPr>
+        <mc:AlternateContent>
+          <mc:Choice Requires="w16se">
+            <w16se:symEx w16se:font="Segoe UI Emoji" w16se:char="2694"/>
+          </mc:Choice>
+          <mc:Fallback>
+            <w:t>⚔</w:t>
+          </mc:Fallback>
+        </mc:AlternateContent>
+      </w:r>
+      <w:r>
+        <w:t>️</w:t>
+      </w:r>
+      <w:r>
+        <w:rPr>
+          <w:u w:val="single"/>
+        </w:rPr>
+        <w:t xml:space="preserve"> </w:t>
+      </w:r>
+      <w:r>
+        <w:rPr>
           <w:u w:val="single"/>
         </w:rPr>
         <w:t>Battle</w:t>
@@ -1047,13 +1376,7 @@
         <w:rPr>
           <w:u w:val="single"/>
         </w:rPr>
-        <w:t>Craf</w:t>
-      </w:r>
-      <w:r>
-        <w:rPr>
-          <w:u w:val="single"/>
-        </w:rPr>
-        <w:t>t</w:t>
+        <w:t>Tutorial</w:t>
       </w:r>
       <w:r>
         <w:t xml:space="preserve">: </w:t>
@@ -1065,33 +1388,62 @@
     <w:p>
       <w:r>
         <w:rPr>
+          <mc:AlternateContent>
+            <mc:Choice Requires="w16se"/>
+            <mc:Fallback>
+              <w:rFonts w:ascii="Segoe UI Emoji" w:eastAsia="Segoe UI Emoji" w:hAnsi="Segoe UI Emoji" w:cs="Segoe UI Emoji"/>
+            </mc:Fallback>
+          </mc:AlternateContent>
+        </w:rPr>
+        <mc:AlternateContent>
+          <mc:Choice Requires="w16se">
+            <w16se:symEx w16se:font="Segoe UI Emoji" w16se:char="1F4CC"/>
+          </mc:Choice>
+          <mc:Fallback>
+            <w:t>📌</w:t>
+          </mc:Fallback>
+        </mc:AlternateContent>
+      </w:r>
+      <w:r>
+        <w:t xml:space="preserve"> </w:t>
+      </w:r>
+      <w:r>
+        <w:rPr>
           <w:u w:val="single"/>
         </w:rPr>
-        <w:lastRenderedPageBreak/>
         <w:t>The Shoreline</w:t>
       </w:r>
     </w:p>
     <w:p>
       <w:r>
+        <w:t>"</w:t>
+      </w:r>
+      <w:r>
         <w:t xml:space="preserve">The </w:t>
       </w:r>
       <w:r>
         <w:t>sandy beach looks undisturbed</w:t>
       </w:r>
       <w:r>
-        <w:t xml:space="preserve">. Water laps against </w:t>
-      </w:r>
-      <w:r>
-        <w:t xml:space="preserve">a capsized </w:t>
-      </w:r>
-      <w:r>
-        <w:t>fishing trawle</w:t>
-      </w:r>
-      <w:r>
-        <w:t>r</w:t>
+        <w:t>. Water laps against</w:t>
+      </w:r>
+      <w:r>
+        <w:t xml:space="preserve"> a</w:t>
+      </w:r>
+      <w:r>
+        <w:t xml:space="preserve"> collapsed </w:t>
+      </w:r>
+      <w:r>
+        <w:t xml:space="preserve">driftwood </w:t>
+      </w:r>
+      <w:r>
+        <w:t>shack</w:t>
       </w:r>
       <w:r>
         <w:t>.</w:t>
+      </w:r>
+      <w:r>
+        <w:t>"</w:t>
       </w:r>
     </w:p>
     <w:p>
@@ -1104,12 +1456,42 @@
       </w:pPr>
       <w:r>
         <w:rPr>
+          <mc:AlternateContent>
+            <mc:Choice Requires="w16se"/>
+            <mc:Fallback>
+              <w:rFonts w:ascii="Segoe UI Emoji" w:eastAsia="Segoe UI Emoji" w:hAnsi="Segoe UI Emoji" w:cs="Segoe UI Emoji"/>
+            </mc:Fallback>
+          </mc:AlternateContent>
+        </w:rPr>
+        <mc:AlternateContent>
+          <mc:Choice Requires="w16se">
+            <w16se:symEx w16se:font="Segoe UI Emoji" w16se:char="1F5E3"/>
+          </mc:Choice>
+          <mc:Fallback>
+            <w:t>🗣</w:t>
+          </mc:Fallback>
+        </mc:AlternateContent>
+      </w:r>
+      <w:r>
+        <w:t>️</w:t>
+      </w:r>
+      <w:r>
+        <w:t xml:space="preserve"> </w:t>
+      </w:r>
+      <w:r>
+        <w:rPr>
           <w:u w:val="single"/>
         </w:rPr>
         <w:t>Scene</w:t>
       </w:r>
       <w:r>
-        <w:t>: Approach the boat.</w:t>
+        <w:t xml:space="preserve">: Approach the </w:t>
+      </w:r>
+      <w:r>
+        <w:t>shack</w:t>
+      </w:r>
+      <w:r>
+        <w:t>.</w:t>
       </w:r>
       <w:r>
         <w:t xml:space="preserve"> Any footprints in the sand washed away a long time ago.</w:t>
@@ -1125,8 +1507,35 @@
       </w:pPr>
       <w:r>
         <w:rPr>
+          <mc:AlternateContent>
+            <mc:Choice Requires="w16se"/>
+            <mc:Fallback>
+              <w:rFonts w:ascii="Segoe UI Emoji" w:eastAsia="Segoe UI Emoji" w:hAnsi="Segoe UI Emoji" w:cs="Segoe UI Emoji"/>
+            </mc:Fallback>
+          </mc:AlternateContent>
+        </w:rPr>
+        <mc:AlternateContent>
+          <mc:Choice Requires="w16se">
+            <w16se:symEx w16se:font="Segoe UI Emoji" w16se:char="2694"/>
+          </mc:Choice>
+          <mc:Fallback>
+            <w:t>⚔</w:t>
+          </mc:Fallback>
+        </mc:AlternateContent>
+      </w:r>
+      <w:r>
+        <w:t>️</w:t>
+      </w:r>
+      <w:r>
+        <w:rPr>
           <w:u w:val="single"/>
         </w:rPr>
+        <w:t xml:space="preserve"> </w:t>
+      </w:r>
+      <w:r>
+        <w:rPr>
+          <w:u w:val="single"/>
+        </w:rPr>
         <w:t>Battle</w:t>
       </w:r>
       <w:r>
@@ -1157,7 +1566,13 @@
         <w:t>ghoul</w:t>
       </w:r>
       <w:r>
-        <w:t xml:space="preserve"> that emerges from the boat.</w:t>
+        <w:t xml:space="preserve"> that emerges from the </w:t>
+      </w:r>
+      <w:r>
+        <w:t>shack</w:t>
+      </w:r>
+      <w:r>
+        <w:t>.</w:t>
       </w:r>
     </w:p>
     <w:p>
@@ -1170,6 +1585,30 @@
       </w:pPr>
       <w:r>
         <w:rPr>
+          <mc:AlternateContent>
+            <mc:Choice Requires="w16se"/>
+            <mc:Fallback>
+              <w:rFonts w:ascii="Segoe UI Emoji" w:eastAsia="Segoe UI Emoji" w:hAnsi="Segoe UI Emoji" w:cs="Segoe UI Emoji"/>
+            </mc:Fallback>
+          </mc:AlternateContent>
+        </w:rPr>
+        <mc:AlternateContent>
+          <mc:Choice Requires="w16se">
+            <w16se:symEx w16se:font="Segoe UI Emoji" w16se:char="1F5E3"/>
+          </mc:Choice>
+          <mc:Fallback>
+            <w:t>🗣</w:t>
+          </mc:Fallback>
+        </mc:AlternateContent>
+      </w:r>
+      <w:r>
+        <w:t>️</w:t>
+      </w:r>
+      <w:r>
+        <w:t xml:space="preserve"> </w:t>
+      </w:r>
+      <w:r>
+        <w:rPr>
           <w:u w:val="single"/>
         </w:rPr>
         <w:t>Scene</w:t>
@@ -1185,15 +1624,6 @@
       </w:r>
       <w:r>
         <w:t>driftwood</w:t>
-      </w:r>
-      <w:r>
-        <w:t xml:space="preserve"> and </w:t>
-      </w:r>
-      <w:r>
-        <w:t>the</w:t>
-      </w:r>
-      <w:r>
-        <w:t xml:space="preserve"> capsized boat</w:t>
       </w:r>
       <w:r>
         <w:t>.</w:t>
@@ -1272,6 +1702,27 @@
     <w:p>
       <w:r>
         <w:rPr>
+          <mc:AlternateContent>
+            <mc:Choice Requires="w16se"/>
+            <mc:Fallback>
+              <w:rFonts w:ascii="Segoe UI Emoji" w:eastAsia="Segoe UI Emoji" w:hAnsi="Segoe UI Emoji" w:cs="Segoe UI Emoji"/>
+            </mc:Fallback>
+          </mc:AlternateContent>
+        </w:rPr>
+        <mc:AlternateContent>
+          <mc:Choice Requires="w16se">
+            <w16se:symEx w16se:font="Segoe UI Emoji" w16se:char="1F4CC"/>
+          </mc:Choice>
+          <mc:Fallback>
+            <w:t>📌</w:t>
+          </mc:Fallback>
+        </mc:AlternateContent>
+      </w:r>
+      <w:r>
+        <w:t xml:space="preserve"> </w:t>
+      </w:r>
+      <w:r>
+        <w:rPr>
           <w:u w:val="single"/>
         </w:rPr>
         <w:t>The Watchtower</w:t>
@@ -1294,6 +1745,10 @@
     </w:p>
     <w:p>
       <w:r>
+        <w:lastRenderedPageBreak/>
+        <w:t>"</w:t>
+      </w:r>
+      <w:r>
         <w:t xml:space="preserve">Every </w:t>
       </w:r>
       <w:r>
@@ -1328,6 +1783,9 @@
       </w:r>
       <w:r>
         <w:t>, but I doubt anybody is up there now.</w:t>
+      </w:r>
+      <w:r>
+        <w:t>"</w:t>
       </w:r>
     </w:p>
     <w:p>
@@ -1340,6 +1798,30 @@
       </w:pPr>
       <w:r>
         <w:rPr>
+          <mc:AlternateContent>
+            <mc:Choice Requires="w16se"/>
+            <mc:Fallback>
+              <w:rFonts w:ascii="Segoe UI Emoji" w:eastAsia="Segoe UI Emoji" w:hAnsi="Segoe UI Emoji" w:cs="Segoe UI Emoji"/>
+            </mc:Fallback>
+          </mc:AlternateContent>
+        </w:rPr>
+        <mc:AlternateContent>
+          <mc:Choice Requires="w16se">
+            <w16se:symEx w16se:font="Segoe UI Emoji" w16se:char="1F5E3"/>
+          </mc:Choice>
+          <mc:Fallback>
+            <w:t>🗣</w:t>
+          </mc:Fallback>
+        </mc:AlternateContent>
+      </w:r>
+      <w:r>
+        <w:t>️</w:t>
+      </w:r>
+      <w:r>
+        <w:t xml:space="preserve"> </w:t>
+      </w:r>
+      <w:r>
+        <w:rPr>
           <w:u w:val="single"/>
         </w:rPr>
         <w:t>Scene</w:t>
@@ -1364,6 +1846,33 @@
       </w:pPr>
       <w:r>
         <w:rPr>
+          <mc:AlternateContent>
+            <mc:Choice Requires="w16se"/>
+            <mc:Fallback>
+              <w:rFonts w:ascii="Segoe UI Emoji" w:eastAsia="Segoe UI Emoji" w:hAnsi="Segoe UI Emoji" w:cs="Segoe UI Emoji"/>
+            </mc:Fallback>
+          </mc:AlternateContent>
+        </w:rPr>
+        <mc:AlternateContent>
+          <mc:Choice Requires="w16se">
+            <w16se:symEx w16se:font="Segoe UI Emoji" w16se:char="2694"/>
+          </mc:Choice>
+          <mc:Fallback>
+            <w:t>⚔</w:t>
+          </mc:Fallback>
+        </mc:AlternateContent>
+      </w:r>
+      <w:r>
+        <w:t>️</w:t>
+      </w:r>
+      <w:r>
+        <w:rPr>
+          <w:u w:val="single"/>
+        </w:rPr>
+        <w:t xml:space="preserve"> </w:t>
+      </w:r>
+      <w:r>
+        <w:rPr>
           <w:u w:val="single"/>
         </w:rPr>
         <w:t>Battle</w:t>
@@ -1385,6 +1894,30 @@
       </w:pPr>
       <w:r>
         <w:rPr>
+          <mc:AlternateContent>
+            <mc:Choice Requires="w16se"/>
+            <mc:Fallback>
+              <w:rFonts w:ascii="Segoe UI Emoji" w:eastAsia="Segoe UI Emoji" w:hAnsi="Segoe UI Emoji" w:cs="Segoe UI Emoji"/>
+            </mc:Fallback>
+          </mc:AlternateContent>
+        </w:rPr>
+        <mc:AlternateContent>
+          <mc:Choice Requires="w16se">
+            <w16se:symEx w16se:font="Segoe UI Emoji" w16se:char="1F5E3"/>
+          </mc:Choice>
+          <mc:Fallback>
+            <w:t>🗣</w:t>
+          </mc:Fallback>
+        </mc:AlternateContent>
+      </w:r>
+      <w:r>
+        <w:t>️</w:t>
+      </w:r>
+      <w:r>
+        <w:t xml:space="preserve"> </w:t>
+      </w:r>
+      <w:r>
+        <w:rPr>
           <w:u w:val="single"/>
         </w:rPr>
         <w:t>Scene</w:t>
@@ -1393,10 +1926,19 @@
         <w:t xml:space="preserve">: You discover clear evidence that Harken </w:t>
       </w:r>
       <w:r>
-        <w:t xml:space="preserve">left this robot here as a lookout. </w:t>
-      </w:r>
-      <w:r>
-        <w:t>He’s lurking around somewhere.</w:t>
+        <w:t xml:space="preserve">left </w:t>
+      </w:r>
+      <w:r>
+        <w:t>the</w:t>
+      </w:r>
+      <w:r>
+        <w:t xml:space="preserve"> robot here as a lookout. </w:t>
+      </w:r>
+      <w:r>
+        <w:t>Harken must be</w:t>
+      </w:r>
+      <w:r>
+        <w:t xml:space="preserve"> lurking around somewhere.</w:t>
       </w:r>
     </w:p>
     <w:p>
@@ -1407,6 +1949,27 @@
       </w:pPr>
       <w:r>
         <w:rPr>
+          <mc:AlternateContent>
+            <mc:Choice Requires="w16se"/>
+            <mc:Fallback>
+              <w:rFonts w:ascii="Segoe UI Emoji" w:eastAsia="Segoe UI Emoji" w:hAnsi="Segoe UI Emoji" w:cs="Segoe UI Emoji"/>
+            </mc:Fallback>
+          </mc:AlternateContent>
+        </w:rPr>
+        <mc:AlternateContent>
+          <mc:Choice Requires="w16se">
+            <w16se:symEx w16se:font="Segoe UI Emoji" w16se:char="1F4CC"/>
+          </mc:Choice>
+          <mc:Fallback>
+            <w:t>📌</w:t>
+          </mc:Fallback>
+        </mc:AlternateContent>
+      </w:r>
+      <w:r>
+        <w:t xml:space="preserve"> </w:t>
+      </w:r>
+      <w:r>
+        <w:rPr>
           <w:u w:val="single"/>
         </w:rPr>
         <w:t>Return to Camp</w:t>
@@ -1464,10 +2027,281 @@
     </w:p>
     <w:p>
       <w:r>
+        <w:t>"</w:t>
+      </w:r>
+      <w:r>
         <w:t>I should return to camp and tell Isolde what I’ve found</w:t>
       </w:r>
       <w:r>
         <w:t xml:space="preserve"> out.</w:t>
+      </w:r>
+      <w:r>
+        <w:t>"</w:t>
+      </w:r>
+    </w:p>
+    <w:p>
+      <w:pPr>
+        <w:rPr>
+          <w:color w:val="FF0000"/>
+        </w:rPr>
+      </w:pPr>
+      <w:r>
+        <w:rPr>
+          <w:color w:val="FF0000"/>
+        </w:rPr>
+        <w:t xml:space="preserve">Isolde shares that she's </w:t>
+      </w:r>
+      <w:r>
+        <w:rPr>
+          <w:color w:val="FF0000"/>
+        </w:rPr>
+        <w:t xml:space="preserve">found the whereabouts of the artifact, based on her father's notes. It's in a </w:t>
+      </w:r>
+      <w:r>
+        <w:rPr>
+          <w:color w:val="FF0000"/>
+        </w:rPr>
+        <w:t xml:space="preserve">grotto west of the village. There's no </w:t>
+      </w:r>
+      <w:r>
+        <w:rPr>
+          <w:color w:val="FF0000"/>
+        </w:rPr>
+        <w:t>space to land the Skyship safely, so t</w:t>
+      </w:r>
+      <w:r>
+        <w:rPr>
+          <w:color w:val="FF0000"/>
+        </w:rPr>
+        <w:t>hey have to cross a blighted bog</w:t>
+      </w:r>
+      <w:r>
+        <w:rPr>
+          <w:color w:val="FF0000"/>
+        </w:rPr>
+        <w:t>.</w:t>
+      </w:r>
+    </w:p>
+    <w:p>
+      <w:pPr>
+        <w:rPr>
+          <w:color w:val="FF0000"/>
+        </w:rPr>
+      </w:pPr>
+      <w:r>
+        <w:rPr>
+          <w:color w:val="FF0000"/>
+        </w:rPr>
+        <w:t>At mention of the robot, she tells the player about Harken and that he's working for the Syndicate</w:t>
+      </w:r>
+      <w:r>
+        <w:rPr>
+          <w:color w:val="FF0000"/>
+        </w:rPr>
+        <w:t xml:space="preserve"> and </w:t>
+      </w:r>
+      <w:r>
+        <w:rPr>
+          <w:color w:val="FF0000"/>
+        </w:rPr>
+        <w:t xml:space="preserve">has been </w:t>
+      </w:r>
+      <w:r>
+        <w:rPr>
+          <w:color w:val="FF0000"/>
+        </w:rPr>
+        <w:t xml:space="preserve">trying to </w:t>
+      </w:r>
+      <w:r>
+        <w:rPr>
+          <w:color w:val="FF0000"/>
+        </w:rPr>
+        <w:t>use her fathe</w:t>
+      </w:r>
+      <w:r>
+        <w:rPr>
+          <w:color w:val="FF0000"/>
+        </w:rPr>
+        <w:t>r</w:t>
+      </w:r>
+      <w:r>
+        <w:rPr>
+          <w:color w:val="FF0000"/>
+        </w:rPr>
+        <w:t xml:space="preserve"> to get to valuable pre-Cataclysm artifacts. </w:t>
+      </w:r>
+      <w:r>
+        <w:rPr>
+          <w:color w:val="FF0000"/>
+        </w:rPr>
+        <w:t xml:space="preserve">This is basically an Indiana Jones vs </w:t>
+      </w:r>
+      <w:r>
+        <w:rPr>
+          <w:color w:val="FF0000"/>
+        </w:rPr>
+        <w:t>Belloq situation.</w:t>
+      </w:r>
+    </w:p>
+    <w:p>
+      <w:pPr>
+        <w:rPr>
+          <w:color w:val="FF0000"/>
+        </w:rPr>
+      </w:pPr>
+      <w:r>
+        <w:rPr>
+          <w:color w:val="FF0000"/>
+        </w:rPr>
+        <w:t>The player and Isolde fight through the bog to reach the grotto, encountering more numerous and difficult ghouls and mutated wildlife along the way.</w:t>
+      </w:r>
+      <w:r>
+        <w:rPr>
+          <w:color w:val="FF0000"/>
+        </w:rPr>
+        <w:t xml:space="preserve"> At the grotto's entrance, there's a short rest where the player can speak more with Isolde, but is interrupted </w:t>
+      </w:r>
+      <w:r>
+        <w:rPr>
+          <w:color w:val="FF0000"/>
+        </w:rPr>
+        <w:t>by more of Harken's robots.</w:t>
+      </w:r>
+      <w:r>
+        <w:rPr>
+          <w:color w:val="FF0000"/>
+        </w:rPr>
+        <w:t xml:space="preserve"> Isolde assumes he is in the grotto, so they push into the cave system, fighting against robots, which in turn are locked in combat with</w:t>
+      </w:r>
+      <w:r>
+        <w:rPr>
+          <w:color w:val="FF0000"/>
+        </w:rPr>
+        <w:t xml:space="preserve"> some fauna local to the cave.</w:t>
+      </w:r>
+      <w:r>
+        <w:rPr>
+          <w:color w:val="FF0000"/>
+        </w:rPr>
+        <w:t xml:space="preserve">Idea: </w:t>
+      </w:r>
+      <w:r>
+        <w:rPr>
+          <w:color w:val="FF0000"/>
+        </w:rPr>
+        <w:t>Player should have the option to calm down the fauna</w:t>
+      </w:r>
+      <w:r>
+        <w:rPr>
+          <w:color w:val="FF0000"/>
+        </w:rPr>
+        <w:t xml:space="preserve"> or fight them?</w:t>
+      </w:r>
+    </w:p>
+    <w:p>
+      <w:pPr>
+        <w:rPr>
+          <w:color w:val="FF0000"/>
+        </w:rPr>
+      </w:pPr>
+      <w:r>
+        <w:rPr>
+          <w:color w:val="FF0000"/>
+        </w:rPr>
+        <w:t>Encounter with Harken: Boss fight. Defeat Harken in the grotto.</w:t>
+      </w:r>
+    </w:p>
+    <w:p>
+      <w:pPr>
+        <w:rPr>
+          <w:color w:val="FF0000"/>
+        </w:rPr>
+      </w:pPr>
+      <w:r>
+        <w:rPr>
+          <w:color w:val="FF0000"/>
+        </w:rPr>
+        <w:t xml:space="preserve">Reveal that Harken called in the Syndicate, who arrives </w:t>
+      </w:r>
+      <w:r>
+        <w:rPr>
+          <w:color w:val="FF0000"/>
+        </w:rPr>
+        <w:t xml:space="preserve">and </w:t>
+      </w:r>
+      <w:r>
+        <w:rPr>
+          <w:color w:val="FF0000"/>
+        </w:rPr>
+        <w:t>you try to fight your way out.</w:t>
+      </w:r>
+      <w:r>
+        <w:rPr>
+          <w:color w:val="FF0000"/>
+        </w:rPr>
+        <w:t xml:space="preserve"> Syndicate ultimately wins, captures you</w:t>
+      </w:r>
+      <w:r>
+        <w:rPr>
+          <w:color w:val="FF0000"/>
+        </w:rPr>
+        <w:t xml:space="preserve"> into slavery, they're disappointed that the artifact isn't </w:t>
+      </w:r>
+      <w:r>
+        <w:rPr>
+          <w:color w:val="FF0000"/>
+        </w:rPr>
+        <w:t>here.</w:t>
+      </w:r>
+    </w:p>
+    <w:p>
+      <w:pPr>
+        <w:rPr>
+          <w:color w:val="FF0000"/>
+        </w:rPr>
+      </w:pPr>
+      <w:r>
+        <w:rPr>
+          <w:color w:val="FF0000"/>
+        </w:rPr>
+        <w:t xml:space="preserve">Idea: Convince </w:t>
+      </w:r>
+      <w:r>
+        <w:rPr>
+          <w:color w:val="FF0000"/>
+        </w:rPr>
+        <w:t xml:space="preserve">Isolde to hide until the Syndicate is gone, and then make it back to her Skyship. </w:t>
+      </w:r>
+      <w:r>
+        <w:rPr>
+          <w:color w:val="FF0000"/>
+        </w:rPr>
+        <w:t>Hide with the fauna that was calmed down?</w:t>
+      </w:r>
+    </w:p>
+    <w:p>
+      <w:pPr>
+        <w:rPr>
+          <w:color w:val="FF0000"/>
+        </w:rPr>
+      </w:pPr>
+      <w:r>
+        <w:rPr>
+          <w:color w:val="FF0000"/>
+        </w:rPr>
+        <w:t xml:space="preserve">Multiple things can happen here? Isolde stays behind and dies, Isolde is killed by the Syndicate, Isolde is captured by the Syndicate, Isolde </w:t>
+      </w:r>
+      <w:r>
+        <w:rPr>
+          <w:color w:val="FF0000"/>
+        </w:rPr>
+        <w:t>escapes</w:t>
+      </w:r>
+      <w:r>
+        <w:rPr>
+          <w:color w:val="FF0000"/>
+        </w:rPr>
+        <w:t>?</w:t>
       </w:r>
     </w:p>
     <w:sectPr>
@@ -1552,7 +2386,10 @@
       <w:t xml:space="preserve"> </w:t>
     </w:r>
     <w:r>
-      <w:t>Quests / Scavenger Origin</w:t>
+      <w:t>Stories</w:t>
+    </w:r>
+    <w:r>
+      <w:t xml:space="preserve"> / Scavenger Origin</w:t>
     </w:r>
   </w:p>
 </w:hdr>
